--- a/Document/Template ปริญญานิพนธ์/03 คำอธิบายสัญลักษณ์และคำย่อ.docx
+++ b/Document/Template ปริญญานิพนธ์/03 คำอธิบายสัญลักษณ์และคำย่อ.docx
@@ -4,7 +4,7 @@
   <w:body>
     <w:p>
       <w:pPr>
-        <w:spacing w:after="0" w:line="240" w:lineRule="auto"/>
+        <w:spacing w:line="240" w:lineRule="auto"/>
         <w:jc w:val="center"/>
         <w:outlineLvl w:val="0"/>
         <w:rPr>
@@ -14,7 +14,6 @@
       </w:pPr>
       <w:r>
         <w:rPr>
-          <w:rFonts w:hint="cs"/>
           <w:b/>
           <w:bCs/>
           <w:cs/>
@@ -24,7 +23,7 @@
     </w:p>
     <w:p>
       <w:pPr>
-        <w:spacing w:after="0" w:line="240" w:lineRule="auto"/>
+        <w:spacing w:line="240" w:lineRule="auto"/>
         <w:jc w:val="center"/>
         <w:rPr>
           <w:b/>
@@ -38,7 +37,7 @@
           <w:tab w:val="left" w:pos="1134"/>
           <w:tab w:val="left" w:pos="3402"/>
         </w:tabs>
-        <w:spacing w:after="0" w:line="240" w:lineRule="auto"/>
+        <w:spacing w:line="240" w:lineRule="auto"/>
         <w:rPr>
           <w:b/>
           <w:bCs/>
@@ -46,7 +45,6 @@
       </w:pPr>
       <w:r>
         <w:rPr>
-          <w:rFonts w:hint="cs"/>
           <w:b/>
           <w:bCs/>
           <w:cs/>
@@ -83,7 +81,6 @@
       </w:r>
       <w:r>
         <w:rPr>
-          <w:rFonts w:hint="cs"/>
           <w:b/>
           <w:bCs/>
           <w:cs/>
@@ -97,7 +94,7 @@
           <w:tab w:val="left" w:pos="1418"/>
           <w:tab w:val="left" w:pos="3402"/>
         </w:tabs>
-        <w:spacing w:after="0" w:line="240" w:lineRule="auto"/>
+        <w:spacing w:line="240" w:lineRule="auto"/>
       </w:pPr>
       <w:r>
         <w:tab/>
@@ -108,15 +105,12 @@
         <w:tabs>
           <w:tab w:val="left" w:pos="1418"/>
         </w:tabs>
-        <w:spacing w:before="40" w:after="40" w:line="240" w:lineRule="auto"/>
-        <w:rPr>
-          <w:rFonts w:ascii="TH Sarabun PSK" w:eastAsia="TH Sarabun PSK" w:hAnsi="TH Sarabun PSK" w:cs="TH Sarabun PSK"/>
-        </w:rPr>
-      </w:pPr>
-      <w:proofErr w:type="spellStart"/>
-      <w:r>
-        <w:rPr>
-          <w:rFonts w:ascii="TH Sarabun PSK" w:eastAsia="TH Sarabun PSK" w:hAnsi="TH Sarabun PSK" w:cs="TH Sarabun PSK"/>
+        <w:spacing w:before="40" w:line="240" w:lineRule="auto"/>
+      </w:pPr>
+      <w:proofErr w:type="spellStart"/>
+      <w:r>
+        <w:rPr>
+          <w:rFonts w:eastAsia="TH Sarabun PSK"/>
           <w:b/>
         </w:rPr>
         <w:t>TinyML</w:t>
@@ -124,69 +118,79 @@
       <w:proofErr w:type="spellEnd"/>
       <w:r>
         <w:rPr>
-          <w:rFonts w:ascii="TH Sarabun PSK" w:eastAsia="TH Sarabun PSK" w:hAnsi="TH Sarabun PSK" w:cs="TH Sarabun PSK"/>
-        </w:rPr>
-        <w:t xml:space="preserve"> </w:t>
-      </w:r>
-      <w:r>
-        <w:rPr>
-          <w:rFonts w:ascii="TH Sarabun PSK" w:eastAsia="TH Sarabun PSK" w:hAnsi="TH Sarabun PSK" w:cs="TH Sarabun PSK"/>
-        </w:rPr>
-        <w:t xml:space="preserve">      </w:t>
-      </w:r>
-      <w:r>
-        <w:rPr>
-          <w:rFonts w:ascii="TH Sarabun PSK" w:eastAsia="TH Sarabun PSK" w:hAnsi="TH Sarabun PSK" w:cs="TH Sarabun PSK"/>
-        </w:rPr>
-        <w:tab/>
-      </w:r>
-      <w:proofErr w:type="spellStart"/>
-      <w:r>
-        <w:rPr>
-          <w:rFonts w:ascii="TH Sarabun PSK" w:eastAsia="TH Sarabun PSK" w:hAnsi="TH Sarabun PSK" w:cs="TH Sarabun PSK"/>
-        </w:rPr>
-        <w:t>TinyMachineLearning</w:t>
-      </w:r>
-      <w:proofErr w:type="spellEnd"/>
-      <w:r>
-        <w:rPr>
-          <w:rFonts w:ascii="TH Sarabun PSK" w:eastAsia="TH Sarabun PSK" w:hAnsi="TH Sarabun PSK" w:cs="TH Sarabun PSK"/>
-        </w:rPr>
-        <w:t>(</w:t>
-      </w:r>
-      <w:proofErr w:type="spellStart"/>
-      <w:r>
-        <w:rPr>
-          <w:rFonts w:ascii="TH Sarabun PSK" w:eastAsia="TH Sarabun PSK" w:hAnsi="TH Sarabun PSK" w:cs="TH Sarabun PSK"/>
-        </w:rPr>
-        <w:t>การประมวลผลการเรียนรู้ของเครื่องบนอุปกรณ์</w:t>
-      </w:r>
-      <w:proofErr w:type="spellEnd"/>
+          <w:rFonts w:eastAsia="TH Sarabun PSK"/>
+          <w:b/>
+        </w:rPr>
+        <w:tab/>
+      </w:r>
+      <w:r>
+        <w:rPr>
+          <w:rFonts w:eastAsia="TH Sarabun PSK"/>
+          <w:bCs/>
+        </w:rPr>
+        <w:tab/>
+        <w:t xml:space="preserve">Tiny Machine Learning </w:t>
+      </w:r>
     </w:p>
     <w:p>
       <w:pPr>
         <w:tabs>
           <w:tab w:val="left" w:pos="1418"/>
         </w:tabs>
-        <w:spacing w:before="40" w:after="40" w:line="240" w:lineRule="auto"/>
-      </w:pPr>
-      <w:r>
-        <w:rPr>
-          <w:rFonts w:ascii="TH Sarabun PSK" w:eastAsia="TH Sarabun PSK" w:hAnsi="TH Sarabun PSK" w:cs="TH Sarabun PSK"/>
-        </w:rPr>
-        <w:tab/>
-      </w:r>
-      <w:proofErr w:type="spellStart"/>
-      <w:r>
-        <w:rPr>
-          <w:rFonts w:ascii="TH Sarabun PSK" w:eastAsia="TH Sarabun PSK" w:hAnsi="TH Sarabun PSK" w:cs="TH Sarabun PSK"/>
-        </w:rPr>
-        <w:t>ขนาดเล็ก</w:t>
-      </w:r>
-      <w:proofErr w:type="spellEnd"/>
-      <w:r>
-        <w:rPr>
-          <w:rFonts w:ascii="TH Sarabun PSK" w:eastAsia="TH Sarabun PSK" w:hAnsi="TH Sarabun PSK" w:cs="TH Sarabun PSK"/>
+        <w:spacing w:before="40" w:line="240" w:lineRule="auto"/>
+      </w:pPr>
+      <w:r>
+        <w:rPr>
+          <w:rFonts w:eastAsia="TH Sarabun PSK"/>
+          <w:b/>
+        </w:rPr>
+        <w:t>IMU</w:t>
+      </w:r>
+      <w:r>
+        <w:rPr>
+          <w:rFonts w:eastAsia="TH Sarabun PSK"/>
+          <w:b/>
+        </w:rPr>
+        <w:tab/>
+      </w:r>
+      <w:r>
+        <w:rPr>
+          <w:rFonts w:eastAsia="TH Sarabun PSK"/>
+          <w:b/>
+        </w:rPr>
+        <w:tab/>
+      </w:r>
+      <w:r>
+        <w:rPr>
+          <w:rFonts w:eastAsia="TH Sarabun PSK"/>
+        </w:rPr>
+        <w:t>Inertial Measurement Unit (</w:t>
+      </w:r>
+      <w:proofErr w:type="spellStart"/>
+      <w:r>
+        <w:rPr>
+          <w:rFonts w:eastAsia="TH Sarabun PSK"/>
+        </w:rPr>
+        <w:t>เซ็นเซอร์วัดหน่วยความเฉื่อย</w:t>
+      </w:r>
+      <w:proofErr w:type="spellEnd"/>
+      <w:r>
+        <w:rPr>
+          <w:rFonts w:eastAsia="TH Sarabun PSK"/>
+        </w:rPr>
+        <w:t xml:space="preserve"> 6 </w:t>
+      </w:r>
+      <w:proofErr w:type="spellStart"/>
+      <w:r>
+        <w:rPr>
+          <w:rFonts w:eastAsia="TH Sarabun PSK"/>
+        </w:rPr>
+        <w:t>แกน</w:t>
+      </w:r>
+      <w:proofErr w:type="spellEnd"/>
+      <w:r>
+        <w:rPr>
+          <w:rFonts w:eastAsia="TH Sarabun PSK"/>
         </w:rPr>
         <w:t>)</w:t>
       </w:r>
@@ -196,140 +200,149 @@
         <w:tabs>
           <w:tab w:val="left" w:pos="1418"/>
         </w:tabs>
-        <w:spacing w:before="40" w:after="40" w:line="240" w:lineRule="auto"/>
-      </w:pPr>
-      <w:r>
-        <w:rPr>
-          <w:rFonts w:ascii="TH Sarabun PSK" w:eastAsia="TH Sarabun PSK" w:hAnsi="TH Sarabun PSK" w:cs="TH Sarabun PSK"/>
-          <w:b/>
-        </w:rPr>
-        <w:t>IMU</w:t>
-      </w:r>
-      <w:r>
-        <w:rPr>
-          <w:rFonts w:ascii="TH Sarabun PSK" w:eastAsia="TH Sarabun PSK" w:hAnsi="TH Sarabun PSK" w:cs="TH Sarabun PSK"/>
-          <w:b/>
-        </w:rPr>
-        <w:tab/>
-      </w:r>
-      <w:r>
-        <w:rPr>
-          <w:rFonts w:ascii="TH Sarabun PSK" w:eastAsia="TH Sarabun PSK" w:hAnsi="TH Sarabun PSK" w:cs="TH Sarabun PSK"/>
-          <w:b/>
-        </w:rPr>
-        <w:tab/>
-      </w:r>
-      <w:r>
-        <w:rPr>
-          <w:rFonts w:ascii="TH Sarabun PSK" w:eastAsia="TH Sarabun PSK" w:hAnsi="TH Sarabun PSK" w:cs="TH Sarabun PSK"/>
-        </w:rPr>
-        <w:t>Inertial Measurement Unit (</w:t>
-      </w:r>
-      <w:proofErr w:type="spellStart"/>
-      <w:r>
-        <w:rPr>
-          <w:rFonts w:ascii="TH Sarabun PSK" w:eastAsia="TH Sarabun PSK" w:hAnsi="TH Sarabun PSK" w:cs="TH Sarabun PSK"/>
-        </w:rPr>
-        <w:t>เซ็นเซอร์วัดหน่วยความเฉื่อย</w:t>
-      </w:r>
-      <w:proofErr w:type="spellEnd"/>
-      <w:r>
-        <w:rPr>
-          <w:rFonts w:ascii="TH Sarabun PSK" w:eastAsia="TH Sarabun PSK" w:hAnsi="TH Sarabun PSK" w:cs="TH Sarabun PSK"/>
-        </w:rPr>
-        <w:t xml:space="preserve"> 6 </w:t>
-      </w:r>
-      <w:proofErr w:type="spellStart"/>
-      <w:r>
-        <w:rPr>
-          <w:rFonts w:ascii="TH Sarabun PSK" w:eastAsia="TH Sarabun PSK" w:hAnsi="TH Sarabun PSK" w:cs="TH Sarabun PSK"/>
-        </w:rPr>
-        <w:t>แกน</w:t>
-      </w:r>
-      <w:proofErr w:type="spellEnd"/>
-      <w:r>
-        <w:rPr>
-          <w:rFonts w:ascii="TH Sarabun PSK" w:eastAsia="TH Sarabun PSK" w:hAnsi="TH Sarabun PSK" w:cs="TH Sarabun PSK"/>
-        </w:rPr>
-        <w:t>)</w:t>
-      </w:r>
+        <w:spacing w:before="40" w:line="240" w:lineRule="auto"/>
+      </w:pPr>
+      <w:r>
+        <w:rPr>
+          <w:rFonts w:eastAsia="TH Sarabun PSK"/>
+          <w:b/>
+        </w:rPr>
+        <w:t>ESP32</w:t>
+      </w:r>
+      <w:r>
+        <w:rPr>
+          <w:rFonts w:eastAsia="TH Sarabun PSK"/>
+          <w:b/>
+        </w:rPr>
+        <w:tab/>
+      </w:r>
+      <w:r>
+        <w:rPr>
+          <w:rFonts w:eastAsia="TH Sarabun PSK"/>
+          <w:b/>
+        </w:rPr>
+        <w:tab/>
+      </w:r>
+      <w:proofErr w:type="spellStart"/>
+      <w:r>
+        <w:rPr>
+          <w:rFonts w:eastAsia="TH Sarabun PSK"/>
+        </w:rPr>
+        <w:t>ไมโครคอนโทรลเลอร์</w:t>
+      </w:r>
+      <w:proofErr w:type="spellEnd"/>
+      <w:r>
+        <w:rPr>
+          <w:rFonts w:eastAsia="TH Sarabun PSK"/>
+        </w:rPr>
+        <w:t xml:space="preserve"> 32-บิต </w:t>
+      </w:r>
+      <w:proofErr w:type="spellStart"/>
+      <w:r>
+        <w:rPr>
+          <w:rFonts w:eastAsia="TH Sarabun PSK"/>
+        </w:rPr>
+        <w:t>พร้อมชิปสื่อสาร</w:t>
+      </w:r>
+      <w:proofErr w:type="spellEnd"/>
+      <w:r>
+        <w:rPr>
+          <w:rFonts w:eastAsia="TH Sarabun PSK"/>
+        </w:rPr>
+        <w:t xml:space="preserve"> Wi-Fi </w:t>
+      </w:r>
+      <w:proofErr w:type="spellStart"/>
+      <w:r>
+        <w:rPr>
+          <w:rFonts w:eastAsia="TH Sarabun PSK"/>
+        </w:rPr>
+        <w:t>และ</w:t>
+      </w:r>
+      <w:proofErr w:type="spellEnd"/>
+      <w:r>
+        <w:rPr>
+          <w:rFonts w:eastAsia="TH Sarabun PSK"/>
+        </w:rPr>
+        <w:t xml:space="preserve"> Bluetooth </w:t>
+      </w:r>
+      <w:proofErr w:type="spellStart"/>
+      <w:r>
+        <w:rPr>
+          <w:rFonts w:eastAsia="TH Sarabun PSK"/>
+        </w:rPr>
+        <w:t>ในตัว</w:t>
+      </w:r>
+      <w:proofErr w:type="spellEnd"/>
     </w:p>
     <w:p>
       <w:pPr>
         <w:tabs>
           <w:tab w:val="left" w:pos="1418"/>
         </w:tabs>
-        <w:spacing w:before="40" w:after="40" w:line="240" w:lineRule="auto"/>
-      </w:pPr>
-      <w:r>
-        <w:rPr>
-          <w:rFonts w:ascii="TH Sarabun PSK" w:eastAsia="TH Sarabun PSK" w:hAnsi="TH Sarabun PSK" w:cs="TH Sarabun PSK"/>
-          <w:b/>
-        </w:rPr>
-        <w:t>ESP32</w:t>
-      </w:r>
-      <w:r>
-        <w:rPr>
-          <w:rFonts w:ascii="TH Sarabun PSK" w:eastAsia="TH Sarabun PSK" w:hAnsi="TH Sarabun PSK" w:cs="TH Sarabun PSK"/>
-          <w:b/>
-        </w:rPr>
-        <w:tab/>
-      </w:r>
-      <w:r>
-        <w:rPr>
-          <w:rFonts w:ascii="TH Sarabun PSK" w:eastAsia="TH Sarabun PSK" w:hAnsi="TH Sarabun PSK" w:cs="TH Sarabun PSK"/>
-          <w:b/>
-        </w:rPr>
-        <w:tab/>
-      </w:r>
-      <w:proofErr w:type="spellStart"/>
-      <w:r>
-        <w:rPr>
-          <w:rFonts w:ascii="TH Sarabun PSK" w:eastAsia="TH Sarabun PSK" w:hAnsi="TH Sarabun PSK" w:cs="TH Sarabun PSK"/>
-        </w:rPr>
-        <w:t>ไมโครคอนโทรลเลอร์</w:t>
-      </w:r>
-      <w:proofErr w:type="spellEnd"/>
-      <w:r>
-        <w:rPr>
-          <w:rFonts w:ascii="TH Sarabun PSK" w:eastAsia="TH Sarabun PSK" w:hAnsi="TH Sarabun PSK" w:cs="TH Sarabun PSK"/>
-        </w:rPr>
-        <w:t xml:space="preserve"> 32-บิต </w:t>
-      </w:r>
-      <w:proofErr w:type="spellStart"/>
-      <w:r>
-        <w:rPr>
-          <w:rFonts w:ascii="TH Sarabun PSK" w:eastAsia="TH Sarabun PSK" w:hAnsi="TH Sarabun PSK" w:cs="TH Sarabun PSK"/>
-        </w:rPr>
-        <w:t>พร้อมชิปสื่อสาร</w:t>
-      </w:r>
-      <w:proofErr w:type="spellEnd"/>
-      <w:r>
-        <w:rPr>
-          <w:rFonts w:ascii="TH Sarabun PSK" w:eastAsia="TH Sarabun PSK" w:hAnsi="TH Sarabun PSK" w:cs="TH Sarabun PSK"/>
-        </w:rPr>
-        <w:t xml:space="preserve"> Wi-Fi </w:t>
-      </w:r>
-      <w:proofErr w:type="spellStart"/>
-      <w:r>
-        <w:rPr>
-          <w:rFonts w:ascii="TH Sarabun PSK" w:eastAsia="TH Sarabun PSK" w:hAnsi="TH Sarabun PSK" w:cs="TH Sarabun PSK"/>
-        </w:rPr>
-        <w:t>และ</w:t>
-      </w:r>
-      <w:proofErr w:type="spellEnd"/>
-      <w:r>
-        <w:rPr>
-          <w:rFonts w:ascii="TH Sarabun PSK" w:eastAsia="TH Sarabun PSK" w:hAnsi="TH Sarabun PSK" w:cs="TH Sarabun PSK"/>
-        </w:rPr>
-        <w:t xml:space="preserve"> Bluetooth </w:t>
-      </w:r>
-      <w:proofErr w:type="spellStart"/>
-      <w:r>
-        <w:rPr>
-          <w:rFonts w:ascii="TH Sarabun PSK" w:eastAsia="TH Sarabun PSK" w:hAnsi="TH Sarabun PSK" w:cs="TH Sarabun PSK"/>
-        </w:rPr>
-        <w:t>ในตัว</w:t>
+        <w:spacing w:before="40" w:line="240" w:lineRule="auto"/>
+      </w:pPr>
+      <w:r>
+        <w:rPr>
+          <w:rFonts w:eastAsia="TH Sarabun PSK"/>
+          <w:b/>
+        </w:rPr>
+        <w:t>MPU-6050</w:t>
+      </w:r>
+      <w:r>
+        <w:rPr>
+          <w:rFonts w:eastAsia="TH Sarabun PSK"/>
+          <w:b/>
+        </w:rPr>
+        <w:tab/>
+      </w:r>
+      <w:proofErr w:type="spellStart"/>
+      <w:r>
+        <w:rPr>
+          <w:rFonts w:eastAsia="TH Sarabun PSK"/>
+        </w:rPr>
+        <w:t>โมดูลเซ็นเซอร์ตรวจวัดความเร่ง</w:t>
+      </w:r>
+      <w:proofErr w:type="spellEnd"/>
+      <w:r>
+        <w:rPr>
+          <w:rFonts w:eastAsia="TH Sarabun PSK"/>
+        </w:rPr>
+        <w:t xml:space="preserve"> 3 </w:t>
+      </w:r>
+      <w:proofErr w:type="spellStart"/>
+      <w:r>
+        <w:rPr>
+          <w:rFonts w:eastAsia="TH Sarabun PSK"/>
+        </w:rPr>
+        <w:t>แกน</w:t>
+      </w:r>
+      <w:proofErr w:type="spellEnd"/>
+      <w:r>
+        <w:rPr>
+          <w:rFonts w:eastAsia="TH Sarabun PSK"/>
+        </w:rPr>
+        <w:t xml:space="preserve"> </w:t>
+      </w:r>
+      <w:proofErr w:type="spellStart"/>
+      <w:r>
+        <w:rPr>
+          <w:rFonts w:eastAsia="TH Sarabun PSK"/>
+        </w:rPr>
+        <w:t>และความเร็วเชิงมุม</w:t>
+      </w:r>
+      <w:proofErr w:type="spellEnd"/>
+      <w:r>
+        <w:rPr>
+          <w:rFonts w:eastAsia="TH Sarabun PSK"/>
+        </w:rPr>
+        <w:t xml:space="preserve"> 3 </w:t>
+      </w:r>
+      <w:proofErr w:type="spellStart"/>
+      <w:r>
+        <w:rPr>
+          <w:rFonts w:eastAsia="TH Sarabun PSK"/>
+        </w:rPr>
+        <w:t>แกน</w:t>
       </w:r>
       <w:proofErr w:type="spellEnd"/>
     </w:p>
@@ -338,118 +351,97 @@
         <w:tabs>
           <w:tab w:val="left" w:pos="1418"/>
         </w:tabs>
-        <w:spacing w:before="40" w:after="40" w:line="240" w:lineRule="auto"/>
-      </w:pPr>
-      <w:r>
-        <w:rPr>
-          <w:rFonts w:ascii="TH Sarabun PSK" w:eastAsia="TH Sarabun PSK" w:hAnsi="TH Sarabun PSK" w:cs="TH Sarabun PSK"/>
-          <w:b/>
-        </w:rPr>
-        <w:t>MPU-6050</w:t>
-      </w:r>
-      <w:r>
-        <w:rPr>
-          <w:rFonts w:ascii="TH Sarabun PSK" w:eastAsia="TH Sarabun PSK" w:hAnsi="TH Sarabun PSK" w:cs="TH Sarabun PSK"/>
-          <w:b/>
-        </w:rPr>
-        <w:tab/>
-      </w:r>
-      <w:proofErr w:type="spellStart"/>
-      <w:r>
-        <w:rPr>
-          <w:rFonts w:ascii="TH Sarabun PSK" w:eastAsia="TH Sarabun PSK" w:hAnsi="TH Sarabun PSK" w:cs="TH Sarabun PSK"/>
-        </w:rPr>
-        <w:t>โมดูลเซ็นเซอร์ตรวจวัดความเร่ง</w:t>
-      </w:r>
-      <w:proofErr w:type="spellEnd"/>
-      <w:r>
-        <w:rPr>
-          <w:rFonts w:ascii="TH Sarabun PSK" w:eastAsia="TH Sarabun PSK" w:hAnsi="TH Sarabun PSK" w:cs="TH Sarabun PSK"/>
-        </w:rPr>
-        <w:t xml:space="preserve"> 3 </w:t>
-      </w:r>
-      <w:proofErr w:type="spellStart"/>
-      <w:r>
-        <w:rPr>
-          <w:rFonts w:ascii="TH Sarabun PSK" w:eastAsia="TH Sarabun PSK" w:hAnsi="TH Sarabun PSK" w:cs="TH Sarabun PSK"/>
-        </w:rPr>
-        <w:t>แกน</w:t>
-      </w:r>
-      <w:proofErr w:type="spellEnd"/>
-      <w:r>
-        <w:rPr>
-          <w:rFonts w:ascii="TH Sarabun PSK" w:eastAsia="TH Sarabun PSK" w:hAnsi="TH Sarabun PSK" w:cs="TH Sarabun PSK"/>
-        </w:rPr>
-        <w:t xml:space="preserve"> </w:t>
-      </w:r>
-      <w:proofErr w:type="spellStart"/>
-      <w:r>
-        <w:rPr>
-          <w:rFonts w:ascii="TH Sarabun PSK" w:eastAsia="TH Sarabun PSK" w:hAnsi="TH Sarabun PSK" w:cs="TH Sarabun PSK"/>
-        </w:rPr>
-        <w:t>และความเร็วเชิงมุม</w:t>
-      </w:r>
-      <w:proofErr w:type="spellEnd"/>
-      <w:r>
-        <w:rPr>
-          <w:rFonts w:ascii="TH Sarabun PSK" w:eastAsia="TH Sarabun PSK" w:hAnsi="TH Sarabun PSK" w:cs="TH Sarabun PSK"/>
-        </w:rPr>
-        <w:t xml:space="preserve"> 3 </w:t>
-      </w:r>
-      <w:proofErr w:type="spellStart"/>
-      <w:r>
-        <w:rPr>
-          <w:rFonts w:ascii="TH Sarabun PSK" w:eastAsia="TH Sarabun PSK" w:hAnsi="TH Sarabun PSK" w:cs="TH Sarabun PSK"/>
-        </w:rPr>
-        <w:t>แกน</w:t>
-      </w:r>
-      <w:proofErr w:type="spellEnd"/>
+        <w:spacing w:before="40" w:line="240" w:lineRule="auto"/>
+      </w:pPr>
+      <w:r>
+        <w:rPr>
+          <w:rFonts w:eastAsia="TH Sarabun PSK"/>
+          <w:b/>
+        </w:rPr>
+        <w:t>MLP</w:t>
+      </w:r>
+      <w:r>
+        <w:rPr>
+          <w:rFonts w:eastAsia="TH Sarabun PSK"/>
+          <w:b/>
+        </w:rPr>
+        <w:tab/>
+      </w:r>
+      <w:r>
+        <w:rPr>
+          <w:rFonts w:eastAsia="TH Sarabun PSK"/>
+          <w:b/>
+        </w:rPr>
+        <w:tab/>
+      </w:r>
+      <w:r>
+        <w:rPr>
+          <w:rFonts w:eastAsia="TH Sarabun PSK"/>
+        </w:rPr>
+        <w:t>Multi-Layer Perceptron (</w:t>
+      </w:r>
+      <w:proofErr w:type="spellStart"/>
+      <w:r>
+        <w:rPr>
+          <w:rFonts w:eastAsia="TH Sarabun PSK"/>
+        </w:rPr>
+        <w:t>โครงข่ายประสาทเทียมแบบหลายชั้น</w:t>
+      </w:r>
+      <w:proofErr w:type="spellEnd"/>
+      <w:r>
+        <w:rPr>
+          <w:rFonts w:eastAsia="TH Sarabun PSK"/>
+        </w:rPr>
+        <w:t>)</w:t>
+      </w:r>
     </w:p>
     <w:p>
       <w:pPr>
         <w:tabs>
           <w:tab w:val="left" w:pos="1418"/>
         </w:tabs>
-        <w:spacing w:before="40" w:after="40" w:line="240" w:lineRule="auto"/>
-      </w:pPr>
-      <w:r>
-        <w:rPr>
-          <w:rFonts w:ascii="TH Sarabun PSK" w:eastAsia="TH Sarabun PSK" w:hAnsi="TH Sarabun PSK" w:cs="TH Sarabun PSK"/>
-          <w:b/>
-        </w:rPr>
-        <w:t>MLP</w:t>
-      </w:r>
-      <w:r>
-        <w:rPr>
-          <w:rFonts w:ascii="TH Sarabun PSK" w:eastAsia="TH Sarabun PSK" w:hAnsi="TH Sarabun PSK" w:cs="TH Sarabun PSK"/>
-          <w:b/>
-        </w:rPr>
-        <w:tab/>
-      </w:r>
-      <w:r>
-        <w:rPr>
-          <w:rFonts w:ascii="TH Sarabun PSK" w:eastAsia="TH Sarabun PSK" w:hAnsi="TH Sarabun PSK" w:cs="TH Sarabun PSK"/>
-          <w:b/>
-        </w:rPr>
-        <w:tab/>
-      </w:r>
-      <w:r>
-        <w:rPr>
-          <w:rFonts w:ascii="TH Sarabun PSK" w:eastAsia="TH Sarabun PSK" w:hAnsi="TH Sarabun PSK" w:cs="TH Sarabun PSK"/>
-        </w:rPr>
-        <w:t>Multi-Layer Perceptron (</w:t>
-      </w:r>
-      <w:proofErr w:type="spellStart"/>
-      <w:r>
-        <w:rPr>
-          <w:rFonts w:ascii="TH Sarabun PSK" w:eastAsia="TH Sarabun PSK" w:hAnsi="TH Sarabun PSK" w:cs="TH Sarabun PSK"/>
-        </w:rPr>
-        <w:t>โครงข่ายประสาทเทียมแบบหลายชั้น</w:t>
-      </w:r>
-      <w:proofErr w:type="spellEnd"/>
-      <w:r>
-        <w:rPr>
-          <w:rFonts w:ascii="TH Sarabun PSK" w:eastAsia="TH Sarabun PSK" w:hAnsi="TH Sarabun PSK" w:cs="TH Sarabun PSK"/>
+        <w:spacing w:before="40" w:line="240" w:lineRule="auto"/>
+      </w:pPr>
+      <w:proofErr w:type="spellStart"/>
+      <w:r>
+        <w:rPr>
+          <w:rFonts w:eastAsia="TH Sarabun PSK"/>
+          <w:b/>
+        </w:rPr>
+        <w:t>ReLU</w:t>
+      </w:r>
+      <w:proofErr w:type="spellEnd"/>
+      <w:r>
+        <w:rPr>
+          <w:rFonts w:eastAsia="TH Sarabun PSK"/>
+          <w:b/>
+        </w:rPr>
+        <w:tab/>
+      </w:r>
+      <w:r>
+        <w:rPr>
+          <w:rFonts w:eastAsia="TH Sarabun PSK"/>
+          <w:b/>
+        </w:rPr>
+        <w:tab/>
+      </w:r>
+      <w:r>
+        <w:rPr>
+          <w:rFonts w:eastAsia="TH Sarabun PSK"/>
+        </w:rPr>
+        <w:t>Rectified Linear Unit (</w:t>
+      </w:r>
+      <w:proofErr w:type="spellStart"/>
+      <w:r>
+        <w:rPr>
+          <w:rFonts w:eastAsia="TH Sarabun PSK"/>
+        </w:rPr>
+        <w:t>ฟังก์ชันกระตุ้นแบบเชิงเส้นตรงแบบปรับแก้</w:t>
+      </w:r>
+      <w:proofErr w:type="spellEnd"/>
+      <w:r>
+        <w:rPr>
+          <w:rFonts w:eastAsia="TH Sarabun PSK"/>
         </w:rPr>
         <w:t>)</w:t>
       </w:r>
@@ -459,50 +451,49 @@
         <w:tabs>
           <w:tab w:val="left" w:pos="1418"/>
         </w:tabs>
-        <w:spacing w:before="40" w:after="40" w:line="240" w:lineRule="auto"/>
-      </w:pPr>
-      <w:proofErr w:type="spellStart"/>
-      <w:r>
-        <w:rPr>
-          <w:rFonts w:ascii="TH Sarabun PSK" w:eastAsia="TH Sarabun PSK" w:hAnsi="TH Sarabun PSK" w:cs="TH Sarabun PSK"/>
-          <w:b/>
-        </w:rPr>
-        <w:t>ReLU</w:t>
-      </w:r>
-      <w:proofErr w:type="spellEnd"/>
-      <w:r>
-        <w:rPr>
-          <w:rFonts w:ascii="TH Sarabun PSK" w:eastAsia="TH Sarabun PSK" w:hAnsi="TH Sarabun PSK" w:cs="TH Sarabun PSK"/>
-          <w:b/>
-        </w:rPr>
-        <w:tab/>
-      </w:r>
-      <w:r>
-        <w:rPr>
-          <w:rFonts w:ascii="TH Sarabun PSK" w:eastAsia="TH Sarabun PSK" w:hAnsi="TH Sarabun PSK" w:cs="TH Sarabun PSK"/>
-          <w:b/>
-        </w:rPr>
-        <w:tab/>
-      </w:r>
-      <w:r>
-        <w:rPr>
-          <w:rFonts w:ascii="TH Sarabun PSK" w:eastAsia="TH Sarabun PSK" w:hAnsi="TH Sarabun PSK" w:cs="TH Sarabun PSK"/>
-        </w:rPr>
-        <w:t>Rectified Linear Unit (</w:t>
-      </w:r>
-      <w:proofErr w:type="spellStart"/>
-      <w:r>
-        <w:rPr>
-          <w:rFonts w:ascii="TH Sarabun PSK" w:eastAsia="TH Sarabun PSK" w:hAnsi="TH Sarabun PSK" w:cs="TH Sarabun PSK"/>
-        </w:rPr>
-        <w:t>ฟังก์ชันกระตุ้นแบบเชิงเส้นตรงแบบปรับแก้</w:t>
-      </w:r>
-      <w:proofErr w:type="spellEnd"/>
-      <w:r>
-        <w:rPr>
-          <w:rFonts w:ascii="TH Sarabun PSK" w:eastAsia="TH Sarabun PSK" w:hAnsi="TH Sarabun PSK" w:cs="TH Sarabun PSK"/>
-        </w:rPr>
-        <w:t>)</w:t>
+        <w:spacing w:before="40" w:line="240" w:lineRule="auto"/>
+      </w:pPr>
+      <w:r>
+        <w:rPr>
+          <w:rFonts w:eastAsia="TH Sarabun PSK"/>
+          <w:b/>
+        </w:rPr>
+        <w:t>Sigmoid</w:t>
+      </w:r>
+      <w:r>
+        <w:rPr>
+          <w:rFonts w:eastAsia="TH Sarabun PSK"/>
+          <w:b/>
+        </w:rPr>
+        <w:tab/>
+      </w:r>
+      <w:proofErr w:type="spellStart"/>
+      <w:r>
+        <w:rPr>
+          <w:rFonts w:eastAsia="TH Sarabun PSK"/>
+        </w:rPr>
+        <w:t>ฟังก์ชันกระตุ้นรูปตัวเอสสำหรับการคำนวณความน่าจะเป็นในช่วง</w:t>
+      </w:r>
+      <w:proofErr w:type="spellEnd"/>
+      <w:r>
+        <w:rPr>
+          <w:rFonts w:eastAsia="TH Sarabun PSK"/>
+        </w:rPr>
+        <w:t xml:space="preserve"> 0 </w:t>
+      </w:r>
+      <w:proofErr w:type="spellStart"/>
+      <w:r>
+        <w:rPr>
+          <w:rFonts w:eastAsia="TH Sarabun PSK"/>
+        </w:rPr>
+        <w:t>ถึง</w:t>
+      </w:r>
+      <w:proofErr w:type="spellEnd"/>
+      <w:r>
+        <w:rPr>
+          <w:rFonts w:eastAsia="TH Sarabun PSK"/>
+        </w:rPr>
+        <w:t xml:space="preserve"> 1</w:t>
       </w:r>
     </w:p>
     <w:p>
@@ -510,49 +501,48 @@
         <w:tabs>
           <w:tab w:val="left" w:pos="1418"/>
         </w:tabs>
-        <w:spacing w:before="40" w:after="40" w:line="240" w:lineRule="auto"/>
-      </w:pPr>
-      <w:r>
-        <w:rPr>
-          <w:rFonts w:ascii="TH Sarabun PSK" w:eastAsia="TH Sarabun PSK" w:hAnsi="TH Sarabun PSK" w:cs="TH Sarabun PSK"/>
-          <w:b/>
-        </w:rPr>
-        <w:t>Sigmoid</w:t>
-      </w:r>
-      <w:r>
-        <w:rPr>
-          <w:rFonts w:ascii="TH Sarabun PSK" w:eastAsia="TH Sarabun PSK" w:hAnsi="TH Sarabun PSK" w:cs="TH Sarabun PSK"/>
-          <w:b/>
-        </w:rPr>
-        <w:tab/>
-      </w:r>
-      <w:proofErr w:type="spellStart"/>
-      <w:r>
-        <w:rPr>
-          <w:rFonts w:ascii="TH Sarabun PSK" w:eastAsia="TH Sarabun PSK" w:hAnsi="TH Sarabun PSK" w:cs="TH Sarabun PSK"/>
-        </w:rPr>
-        <w:t>ฟังก์ชันกระตุ้นรูปตัวเอสสำหรับการคำนวณความน่าจะเป็นในช่วง</w:t>
-      </w:r>
-      <w:proofErr w:type="spellEnd"/>
-      <w:r>
-        <w:rPr>
-          <w:rFonts w:ascii="TH Sarabun PSK" w:eastAsia="TH Sarabun PSK" w:hAnsi="TH Sarabun PSK" w:cs="TH Sarabun PSK"/>
-        </w:rPr>
-        <w:t xml:space="preserve"> 0 </w:t>
-      </w:r>
-      <w:proofErr w:type="spellStart"/>
-      <w:r>
-        <w:rPr>
-          <w:rFonts w:ascii="TH Sarabun PSK" w:eastAsia="TH Sarabun PSK" w:hAnsi="TH Sarabun PSK" w:cs="TH Sarabun PSK"/>
-        </w:rPr>
-        <w:t>ถึง</w:t>
-      </w:r>
-      <w:proofErr w:type="spellEnd"/>
-      <w:r>
-        <w:rPr>
-          <w:rFonts w:ascii="TH Sarabun PSK" w:eastAsia="TH Sarabun PSK" w:hAnsi="TH Sarabun PSK" w:cs="TH Sarabun PSK"/>
-        </w:rPr>
-        <w:t xml:space="preserve"> 1</w:t>
+        <w:spacing w:before="40" w:line="240" w:lineRule="auto"/>
+      </w:pPr>
+      <w:r>
+        <w:rPr>
+          <w:rFonts w:eastAsia="TH Sarabun PSK"/>
+          <w:b/>
+        </w:rPr>
+        <w:t>SVM</w:t>
+      </w:r>
+      <w:r>
+        <w:rPr>
+          <w:rFonts w:eastAsia="TH Sarabun PSK"/>
+          <w:b/>
+        </w:rPr>
+        <w:tab/>
+      </w:r>
+      <w:r>
+        <w:rPr>
+          <w:rFonts w:eastAsia="TH Sarabun PSK"/>
+          <w:b/>
+        </w:rPr>
+        <w:tab/>
+      </w:r>
+      <w:r>
+        <w:rPr>
+          <w:rFonts w:eastAsia="TH Sarabun PSK"/>
+        </w:rPr>
+        <w:t>Signal Vector Magnitude (</w:t>
+      </w:r>
+      <w:proofErr w:type="spellStart"/>
+      <w:r>
+        <w:rPr>
+          <w:rFonts w:eastAsia="TH Sarabun PSK"/>
+        </w:rPr>
+        <w:t>ขนาดเวกเตอร์ความเร่งลัพธ์รวม</w:t>
+      </w:r>
+      <w:proofErr w:type="spellEnd"/>
+      <w:r>
+        <w:rPr>
+          <w:rFonts w:eastAsia="TH Sarabun PSK"/>
+        </w:rPr>
+        <w:t>)</w:t>
       </w:r>
     </w:p>
     <w:p>
@@ -560,46 +550,46 @@
         <w:tabs>
           <w:tab w:val="left" w:pos="1418"/>
         </w:tabs>
-        <w:spacing w:before="40" w:after="40" w:line="240" w:lineRule="auto"/>
-      </w:pPr>
-      <w:r>
-        <w:rPr>
-          <w:rFonts w:ascii="TH Sarabun PSK" w:eastAsia="TH Sarabun PSK" w:hAnsi="TH Sarabun PSK" w:cs="TH Sarabun PSK"/>
-          <w:b/>
-        </w:rPr>
-        <w:t>SVM</w:t>
-      </w:r>
-      <w:r>
-        <w:rPr>
-          <w:rFonts w:ascii="TH Sarabun PSK" w:eastAsia="TH Sarabun PSK" w:hAnsi="TH Sarabun PSK" w:cs="TH Sarabun PSK"/>
-          <w:b/>
-        </w:rPr>
-        <w:tab/>
-      </w:r>
-      <w:r>
-        <w:rPr>
-          <w:rFonts w:ascii="TH Sarabun PSK" w:eastAsia="TH Sarabun PSK" w:hAnsi="TH Sarabun PSK" w:cs="TH Sarabun PSK"/>
-          <w:b/>
-        </w:rPr>
-        <w:tab/>
-      </w:r>
-      <w:r>
-        <w:rPr>
-          <w:rFonts w:ascii="TH Sarabun PSK" w:eastAsia="TH Sarabun PSK" w:hAnsi="TH Sarabun PSK" w:cs="TH Sarabun PSK"/>
-        </w:rPr>
-        <w:t>Signal Vector Magnitude (</w:t>
-      </w:r>
-      <w:proofErr w:type="spellStart"/>
-      <w:r>
-        <w:rPr>
-          <w:rFonts w:ascii="TH Sarabun PSK" w:eastAsia="TH Sarabun PSK" w:hAnsi="TH Sarabun PSK" w:cs="TH Sarabun PSK"/>
-        </w:rPr>
-        <w:t>ขนาดเวกเตอร์ความเร่งลัพธ์รวม</w:t>
-      </w:r>
-      <w:proofErr w:type="spellEnd"/>
-      <w:r>
-        <w:rPr>
-          <w:rFonts w:ascii="TH Sarabun PSK" w:eastAsia="TH Sarabun PSK" w:hAnsi="TH Sarabun PSK" w:cs="TH Sarabun PSK"/>
+        <w:spacing w:before="40" w:line="240" w:lineRule="auto"/>
+      </w:pPr>
+      <w:r>
+        <w:rPr>
+          <w:rFonts w:eastAsia="TH Sarabun PSK"/>
+          <w:b/>
+        </w:rPr>
+        <w:t>SMA</w:t>
+      </w:r>
+      <w:r>
+        <w:rPr>
+          <w:rFonts w:eastAsia="TH Sarabun PSK"/>
+          <w:b/>
+        </w:rPr>
+        <w:tab/>
+      </w:r>
+      <w:r>
+        <w:rPr>
+          <w:rFonts w:eastAsia="TH Sarabun PSK"/>
+          <w:b/>
+        </w:rPr>
+        <w:tab/>
+      </w:r>
+      <w:r>
+        <w:rPr>
+          <w:rFonts w:eastAsia="TH Sarabun PSK"/>
+        </w:rPr>
+        <w:t>Signal Magnitude Area (</w:t>
+      </w:r>
+      <w:proofErr w:type="spellStart"/>
+      <w:r>
+        <w:rPr>
+          <w:rFonts w:eastAsia="TH Sarabun PSK"/>
+        </w:rPr>
+        <w:t>พื้นที่ขนาดสัญญาณความเร่งรวม</w:t>
+      </w:r>
+      <w:proofErr w:type="spellEnd"/>
+      <w:r>
+        <w:rPr>
+          <w:rFonts w:eastAsia="TH Sarabun PSK"/>
         </w:rPr>
         <w:t>)</w:t>
       </w:r>
@@ -609,46 +599,54 @@
         <w:tabs>
           <w:tab w:val="left" w:pos="1418"/>
         </w:tabs>
-        <w:spacing w:before="40" w:after="40" w:line="240" w:lineRule="auto"/>
-      </w:pPr>
-      <w:r>
-        <w:rPr>
-          <w:rFonts w:ascii="TH Sarabun PSK" w:eastAsia="TH Sarabun PSK" w:hAnsi="TH Sarabun PSK" w:cs="TH Sarabun PSK"/>
-          <w:b/>
-        </w:rPr>
-        <w:t>SMA</w:t>
-      </w:r>
-      <w:r>
-        <w:rPr>
-          <w:rFonts w:ascii="TH Sarabun PSK" w:eastAsia="TH Sarabun PSK" w:hAnsi="TH Sarabun PSK" w:cs="TH Sarabun PSK"/>
-          <w:b/>
-        </w:rPr>
-        <w:tab/>
-      </w:r>
-      <w:r>
-        <w:rPr>
-          <w:rFonts w:ascii="TH Sarabun PSK" w:eastAsia="TH Sarabun PSK" w:hAnsi="TH Sarabun PSK" w:cs="TH Sarabun PSK"/>
-          <w:b/>
-        </w:rPr>
-        <w:tab/>
-      </w:r>
-      <w:r>
-        <w:rPr>
-          <w:rFonts w:ascii="TH Sarabun PSK" w:eastAsia="TH Sarabun PSK" w:hAnsi="TH Sarabun PSK" w:cs="TH Sarabun PSK"/>
-        </w:rPr>
-        <w:t>Signal Magnitude Area (</w:t>
-      </w:r>
-      <w:proofErr w:type="spellStart"/>
-      <w:r>
-        <w:rPr>
-          <w:rFonts w:ascii="TH Sarabun PSK" w:eastAsia="TH Sarabun PSK" w:hAnsi="TH Sarabun PSK" w:cs="TH Sarabun PSK"/>
-        </w:rPr>
-        <w:t>พื้นที่ขนาดสัญญาณความเร่งรวม</w:t>
-      </w:r>
-      <w:proofErr w:type="spellEnd"/>
-      <w:r>
-        <w:rPr>
-          <w:rFonts w:ascii="TH Sarabun PSK" w:eastAsia="TH Sarabun PSK" w:hAnsi="TH Sarabun PSK" w:cs="TH Sarabun PSK"/>
+        <w:spacing w:before="40" w:line="240" w:lineRule="auto"/>
+      </w:pPr>
+      <w:r>
+        <w:rPr>
+          <w:rFonts w:eastAsia="TH Sarabun PSK"/>
+          <w:b/>
+        </w:rPr>
+        <w:t>Jerk</w:t>
+      </w:r>
+      <w:r>
+        <w:rPr>
+          <w:rFonts w:eastAsia="TH Sarabun PSK"/>
+          <w:b/>
+        </w:rPr>
+        <w:tab/>
+      </w:r>
+      <w:r>
+        <w:rPr>
+          <w:rFonts w:eastAsia="TH Sarabun PSK"/>
+          <w:b/>
+        </w:rPr>
+        <w:tab/>
+      </w:r>
+      <w:proofErr w:type="spellStart"/>
+      <w:r>
+        <w:rPr>
+          <w:rFonts w:eastAsia="TH Sarabun PSK"/>
+        </w:rPr>
+        <w:t>อัตราการเปลี่ยนแปลงความเร่งต่อหน่วยเวลา</w:t>
+      </w:r>
+      <w:proofErr w:type="spellEnd"/>
+      <w:r>
+        <w:rPr>
+          <w:rFonts w:eastAsia="TH Sarabun PSK"/>
+        </w:rPr>
+        <w:t xml:space="preserve"> (</w:t>
+      </w:r>
+      <w:proofErr w:type="spellStart"/>
+      <w:r>
+        <w:rPr>
+          <w:rFonts w:eastAsia="TH Sarabun PSK"/>
+        </w:rPr>
+        <w:t>อนุพันธ์อันดับหนึ่งของความเร่ง</w:t>
+      </w:r>
+      <w:proofErr w:type="spellEnd"/>
+      <w:r>
+        <w:rPr>
+          <w:rFonts w:eastAsia="TH Sarabun PSK"/>
         </w:rPr>
         <w:t>)</w:t>
       </w:r>
@@ -658,54 +656,46 @@
         <w:tabs>
           <w:tab w:val="left" w:pos="1418"/>
         </w:tabs>
-        <w:spacing w:before="40" w:after="40" w:line="240" w:lineRule="auto"/>
-      </w:pPr>
-      <w:r>
-        <w:rPr>
-          <w:rFonts w:ascii="TH Sarabun PSK" w:eastAsia="TH Sarabun PSK" w:hAnsi="TH Sarabun PSK" w:cs="TH Sarabun PSK"/>
-          <w:b/>
-        </w:rPr>
-        <w:t>Jerk</w:t>
-      </w:r>
-      <w:r>
-        <w:rPr>
-          <w:rFonts w:ascii="TH Sarabun PSK" w:eastAsia="TH Sarabun PSK" w:hAnsi="TH Sarabun PSK" w:cs="TH Sarabun PSK"/>
-          <w:b/>
-        </w:rPr>
-        <w:tab/>
-      </w:r>
-      <w:r>
-        <w:rPr>
-          <w:rFonts w:ascii="TH Sarabun PSK" w:eastAsia="TH Sarabun PSK" w:hAnsi="TH Sarabun PSK" w:cs="TH Sarabun PSK"/>
-          <w:b/>
-        </w:rPr>
-        <w:tab/>
-      </w:r>
-      <w:proofErr w:type="spellStart"/>
-      <w:r>
-        <w:rPr>
-          <w:rFonts w:ascii="TH Sarabun PSK" w:eastAsia="TH Sarabun PSK" w:hAnsi="TH Sarabun PSK" w:cs="TH Sarabun PSK"/>
-        </w:rPr>
-        <w:t>อัตราการเปลี่ยนแปลงความเร่งต่อหน่วยเวลา</w:t>
-      </w:r>
-      <w:proofErr w:type="spellEnd"/>
-      <w:r>
-        <w:rPr>
-          <w:rFonts w:ascii="TH Sarabun PSK" w:eastAsia="TH Sarabun PSK" w:hAnsi="TH Sarabun PSK" w:cs="TH Sarabun PSK"/>
-        </w:rPr>
-        <w:t xml:space="preserve"> (</w:t>
-      </w:r>
-      <w:proofErr w:type="spellStart"/>
-      <w:r>
-        <w:rPr>
-          <w:rFonts w:ascii="TH Sarabun PSK" w:eastAsia="TH Sarabun PSK" w:hAnsi="TH Sarabun PSK" w:cs="TH Sarabun PSK"/>
-        </w:rPr>
-        <w:t>อนุพันธ์อันดับหนึ่งของความเร่ง</w:t>
-      </w:r>
-      <w:proofErr w:type="spellEnd"/>
-      <w:r>
-        <w:rPr>
-          <w:rFonts w:ascii="TH Sarabun PSK" w:eastAsia="TH Sarabun PSK" w:hAnsi="TH Sarabun PSK" w:cs="TH Sarabun PSK"/>
+        <w:spacing w:before="40" w:line="240" w:lineRule="auto"/>
+      </w:pPr>
+      <w:r>
+        <w:rPr>
+          <w:rFonts w:eastAsia="TH Sarabun PSK"/>
+          <w:b/>
+        </w:rPr>
+        <w:t>RSSI</w:t>
+      </w:r>
+      <w:r>
+        <w:rPr>
+          <w:rFonts w:eastAsia="TH Sarabun PSK"/>
+          <w:b/>
+        </w:rPr>
+        <w:tab/>
+      </w:r>
+      <w:r>
+        <w:rPr>
+          <w:rFonts w:eastAsia="TH Sarabun PSK"/>
+          <w:b/>
+        </w:rPr>
+        <w:tab/>
+      </w:r>
+      <w:r>
+        <w:rPr>
+          <w:rFonts w:eastAsia="TH Sarabun PSK"/>
+        </w:rPr>
+        <w:t>Received Signal Strength Indication (</w:t>
+      </w:r>
+      <w:proofErr w:type="spellStart"/>
+      <w:r>
+        <w:rPr>
+          <w:rFonts w:eastAsia="TH Sarabun PSK"/>
+        </w:rPr>
+        <w:t>ดัชนีชี้วัดความแรงของสัญญาณที่ได้รับ</w:t>
+      </w:r>
+      <w:proofErr w:type="spellEnd"/>
+      <w:r>
+        <w:rPr>
+          <w:rFonts w:eastAsia="TH Sarabun PSK"/>
         </w:rPr>
         <w:t>)</w:t>
       </w:r>
@@ -715,46 +705,46 @@
         <w:tabs>
           <w:tab w:val="left" w:pos="1418"/>
         </w:tabs>
-        <w:spacing w:before="40" w:after="40" w:line="240" w:lineRule="auto"/>
-      </w:pPr>
-      <w:r>
-        <w:rPr>
-          <w:rFonts w:ascii="TH Sarabun PSK" w:eastAsia="TH Sarabun PSK" w:hAnsi="TH Sarabun PSK" w:cs="TH Sarabun PSK"/>
-          <w:b/>
-        </w:rPr>
-        <w:t>RSSI</w:t>
-      </w:r>
-      <w:r>
-        <w:rPr>
-          <w:rFonts w:ascii="TH Sarabun PSK" w:eastAsia="TH Sarabun PSK" w:hAnsi="TH Sarabun PSK" w:cs="TH Sarabun PSK"/>
-          <w:b/>
-        </w:rPr>
-        <w:tab/>
-      </w:r>
-      <w:r>
-        <w:rPr>
-          <w:rFonts w:ascii="TH Sarabun PSK" w:eastAsia="TH Sarabun PSK" w:hAnsi="TH Sarabun PSK" w:cs="TH Sarabun PSK"/>
-          <w:b/>
-        </w:rPr>
-        <w:tab/>
-      </w:r>
-      <w:r>
-        <w:rPr>
-          <w:rFonts w:ascii="TH Sarabun PSK" w:eastAsia="TH Sarabun PSK" w:hAnsi="TH Sarabun PSK" w:cs="TH Sarabun PSK"/>
-        </w:rPr>
-        <w:t>Received Signal Strength Indication (</w:t>
-      </w:r>
-      <w:proofErr w:type="spellStart"/>
-      <w:r>
-        <w:rPr>
-          <w:rFonts w:ascii="TH Sarabun PSK" w:eastAsia="TH Sarabun PSK" w:hAnsi="TH Sarabun PSK" w:cs="TH Sarabun PSK"/>
-        </w:rPr>
-        <w:t>ดัชนีชี้วัดความแรงของสัญญาณที่ได้รับ</w:t>
-      </w:r>
-      <w:proofErr w:type="spellEnd"/>
-      <w:r>
-        <w:rPr>
-          <w:rFonts w:ascii="TH Sarabun PSK" w:eastAsia="TH Sarabun PSK" w:hAnsi="TH Sarabun PSK" w:cs="TH Sarabun PSK"/>
+        <w:spacing w:before="40" w:line="240" w:lineRule="auto"/>
+      </w:pPr>
+      <w:r>
+        <w:rPr>
+          <w:rFonts w:eastAsia="TH Sarabun PSK"/>
+          <w:b/>
+        </w:rPr>
+        <w:t>ADL</w:t>
+      </w:r>
+      <w:r>
+        <w:rPr>
+          <w:rFonts w:eastAsia="TH Sarabun PSK"/>
+          <w:b/>
+        </w:rPr>
+        <w:tab/>
+      </w:r>
+      <w:r>
+        <w:rPr>
+          <w:rFonts w:eastAsia="TH Sarabun PSK"/>
+          <w:b/>
+        </w:rPr>
+        <w:tab/>
+      </w:r>
+      <w:r>
+        <w:rPr>
+          <w:rFonts w:eastAsia="TH Sarabun PSK"/>
+        </w:rPr>
+        <w:t>Activities of Daily Living (</w:t>
+      </w:r>
+      <w:proofErr w:type="spellStart"/>
+      <w:r>
+        <w:rPr>
+          <w:rFonts w:eastAsia="TH Sarabun PSK"/>
+        </w:rPr>
+        <w:t>กิจกรรมการเคลื่อนไหวในชีวิตประจำวันปกติ</w:t>
+      </w:r>
+      <w:proofErr w:type="spellEnd"/>
+      <w:r>
+        <w:rPr>
+          <w:rFonts w:eastAsia="TH Sarabun PSK"/>
         </w:rPr>
         <w:t>)</w:t>
       </w:r>
@@ -764,48 +754,49 @@
         <w:tabs>
           <w:tab w:val="left" w:pos="1418"/>
         </w:tabs>
-        <w:spacing w:before="40" w:after="40" w:line="240" w:lineRule="auto"/>
-      </w:pPr>
-      <w:r>
-        <w:rPr>
-          <w:rFonts w:ascii="TH Sarabun PSK" w:eastAsia="TH Sarabun PSK" w:hAnsi="TH Sarabun PSK" w:cs="TH Sarabun PSK"/>
-          <w:b/>
-        </w:rPr>
-        <w:t>ADL</w:t>
-      </w:r>
-      <w:r>
-        <w:rPr>
-          <w:rFonts w:ascii="TH Sarabun PSK" w:eastAsia="TH Sarabun PSK" w:hAnsi="TH Sarabun PSK" w:cs="TH Sarabun PSK"/>
-          <w:b/>
-        </w:rPr>
-        <w:tab/>
-      </w:r>
-      <w:r>
-        <w:rPr>
-          <w:rFonts w:ascii="TH Sarabun PSK" w:eastAsia="TH Sarabun PSK" w:hAnsi="TH Sarabun PSK" w:cs="TH Sarabun PSK"/>
-          <w:b/>
-        </w:rPr>
-        <w:tab/>
-      </w:r>
-      <w:r>
-        <w:rPr>
-          <w:rFonts w:ascii="TH Sarabun PSK" w:eastAsia="TH Sarabun PSK" w:hAnsi="TH Sarabun PSK" w:cs="TH Sarabun PSK"/>
-        </w:rPr>
-        <w:t>Activities of Daily Living (</w:t>
-      </w:r>
-      <w:proofErr w:type="spellStart"/>
-      <w:r>
-        <w:rPr>
-          <w:rFonts w:ascii="TH Sarabun PSK" w:eastAsia="TH Sarabun PSK" w:hAnsi="TH Sarabun PSK" w:cs="TH Sarabun PSK"/>
-        </w:rPr>
-        <w:t>กิจกรรมการเคลื่อนไหวในชีวิตประจำวันปกติ</w:t>
-      </w:r>
-      <w:proofErr w:type="spellEnd"/>
-      <w:r>
-        <w:rPr>
-          <w:rFonts w:ascii="TH Sarabun PSK" w:eastAsia="TH Sarabun PSK" w:hAnsi="TH Sarabun PSK" w:cs="TH Sarabun PSK"/>
-        </w:rPr>
-        <w:t>)</w:t>
+        <w:spacing w:before="40" w:line="240" w:lineRule="auto"/>
+      </w:pPr>
+      <w:r>
+        <w:rPr>
+          <w:rFonts w:eastAsia="TH Sarabun PSK"/>
+          <w:b/>
+        </w:rPr>
+        <w:t>Free-Fall</w:t>
+      </w:r>
+      <w:r>
+        <w:rPr>
+          <w:rFonts w:eastAsia="TH Sarabun PSK"/>
+          <w:b/>
+        </w:rPr>
+        <w:tab/>
+      </w:r>
+      <w:proofErr w:type="spellStart"/>
+      <w:r>
+        <w:rPr>
+          <w:rFonts w:eastAsia="TH Sarabun PSK"/>
+        </w:rPr>
+        <w:t>สภาวะการเคลื่อนที่ตกอย่างอิสระไร้น้ำหนัก</w:t>
+      </w:r>
+      <w:proofErr w:type="spellEnd"/>
+      <w:r>
+        <w:rPr>
+          <w:rFonts w:eastAsia="TH Sarabun PSK"/>
+        </w:rPr>
+        <w:t xml:space="preserve"> (</w:t>
+      </w:r>
+      <w:proofErr w:type="spellStart"/>
+      <w:r>
+        <w:rPr>
+          <w:rFonts w:eastAsia="TH Sarabun PSK"/>
+        </w:rPr>
+        <w:t>ค่าความเร่งเข้าใกล้</w:t>
+      </w:r>
+      <w:proofErr w:type="spellEnd"/>
+      <w:r>
+        <w:rPr>
+          <w:rFonts w:eastAsia="TH Sarabun PSK"/>
+        </w:rPr>
+        <w:t xml:space="preserve"> 0g)</w:t>
       </w:r>
     </w:p>
     <w:p>
@@ -813,49 +804,56 @@
         <w:tabs>
           <w:tab w:val="left" w:pos="1418"/>
         </w:tabs>
-        <w:spacing w:before="40" w:after="40" w:line="240" w:lineRule="auto"/>
-      </w:pPr>
-      <w:r>
-        <w:rPr>
-          <w:rFonts w:ascii="TH Sarabun PSK" w:eastAsia="TH Sarabun PSK" w:hAnsi="TH Sarabun PSK" w:cs="TH Sarabun PSK"/>
-          <w:b/>
-        </w:rPr>
-        <w:t>Free-Fall</w:t>
-      </w:r>
-      <w:r>
-        <w:rPr>
-          <w:rFonts w:ascii="TH Sarabun PSK" w:eastAsia="TH Sarabun PSK" w:hAnsi="TH Sarabun PSK" w:cs="TH Sarabun PSK"/>
-          <w:b/>
-        </w:rPr>
-        <w:tab/>
-      </w:r>
-      <w:proofErr w:type="spellStart"/>
-      <w:r>
-        <w:rPr>
-          <w:rFonts w:ascii="TH Sarabun PSK" w:eastAsia="TH Sarabun PSK" w:hAnsi="TH Sarabun PSK" w:cs="TH Sarabun PSK"/>
-        </w:rPr>
-        <w:t>สภาวะการเคลื่อนที่ตกอย่างอิสระไร้น้ำหนัก</w:t>
-      </w:r>
-      <w:proofErr w:type="spellEnd"/>
-      <w:r>
-        <w:rPr>
-          <w:rFonts w:ascii="TH Sarabun PSK" w:eastAsia="TH Sarabun PSK" w:hAnsi="TH Sarabun PSK" w:cs="TH Sarabun PSK"/>
+        <w:spacing w:before="40" w:line="240" w:lineRule="auto"/>
+      </w:pPr>
+      <w:r>
+        <w:rPr>
+          <w:rFonts w:eastAsia="TH Sarabun PSK"/>
+          <w:b/>
+        </w:rPr>
+        <w:t>Impact</w:t>
+      </w:r>
+      <w:r>
+        <w:rPr>
+          <w:rFonts w:eastAsia="TH Sarabun PSK"/>
+          <w:b/>
+        </w:rPr>
+        <w:tab/>
+      </w:r>
+      <w:r>
+        <w:rPr>
+          <w:rFonts w:eastAsia="TH Sarabun PSK"/>
+          <w:b/>
+        </w:rPr>
+        <w:tab/>
+      </w:r>
+      <w:proofErr w:type="spellStart"/>
+      <w:r>
+        <w:rPr>
+          <w:rFonts w:eastAsia="TH Sarabun PSK"/>
+        </w:rPr>
+        <w:t>แรงกระแทกจากการชนหรือกระทบกับพื้นผิว</w:t>
+      </w:r>
+      <w:proofErr w:type="spellEnd"/>
+      <w:r>
+        <w:rPr>
+          <w:rFonts w:eastAsia="TH Sarabun PSK"/>
         </w:rPr>
         <w:t xml:space="preserve"> (</w:t>
       </w:r>
       <w:proofErr w:type="spellStart"/>
       <w:r>
         <w:rPr>
-          <w:rFonts w:ascii="TH Sarabun PSK" w:eastAsia="TH Sarabun PSK" w:hAnsi="TH Sarabun PSK" w:cs="TH Sarabun PSK"/>
-        </w:rPr>
-        <w:t>ค่าความเร่งเข้าใกล้</w:t>
-      </w:r>
-      <w:proofErr w:type="spellEnd"/>
-      <w:r>
-        <w:rPr>
-          <w:rFonts w:ascii="TH Sarabun PSK" w:eastAsia="TH Sarabun PSK" w:hAnsi="TH Sarabun PSK" w:cs="TH Sarabun PSK"/>
-        </w:rPr>
-        <w:t xml:space="preserve"> 0g)</w:t>
+          <w:rFonts w:eastAsia="TH Sarabun PSK"/>
+        </w:rPr>
+        <w:t>ค่าความเร่งพุ่งสูง</w:t>
+      </w:r>
+      <w:proofErr w:type="spellEnd"/>
+      <w:r>
+        <w:rPr>
+          <w:rFonts w:eastAsia="TH Sarabun PSK"/>
+        </w:rPr>
+        <w:t xml:space="preserve"> &gt; 3.5g)</w:t>
       </w:r>
     </w:p>
     <w:p>
@@ -863,166 +861,162 @@
         <w:tabs>
           <w:tab w:val="left" w:pos="1418"/>
         </w:tabs>
-        <w:spacing w:before="40" w:after="40" w:line="240" w:lineRule="auto"/>
-      </w:pPr>
-      <w:r>
-        <w:rPr>
-          <w:rFonts w:ascii="TH Sarabun PSK" w:eastAsia="TH Sarabun PSK" w:hAnsi="TH Sarabun PSK" w:cs="TH Sarabun PSK"/>
-          <w:b/>
-        </w:rPr>
-        <w:t>Impact</w:t>
-      </w:r>
-      <w:r>
-        <w:rPr>
-          <w:rFonts w:ascii="TH Sarabun PSK" w:eastAsia="TH Sarabun PSK" w:hAnsi="TH Sarabun PSK" w:cs="TH Sarabun PSK"/>
-          <w:b/>
-        </w:rPr>
-        <w:tab/>
-      </w:r>
-      <w:r>
-        <w:rPr>
-          <w:rFonts w:ascii="TH Sarabun PSK" w:eastAsia="TH Sarabun PSK" w:hAnsi="TH Sarabun PSK" w:cs="TH Sarabun PSK"/>
-          <w:b/>
-        </w:rPr>
-        <w:tab/>
-      </w:r>
-      <w:proofErr w:type="spellStart"/>
-      <w:r>
-        <w:rPr>
-          <w:rFonts w:ascii="TH Sarabun PSK" w:eastAsia="TH Sarabun PSK" w:hAnsi="TH Sarabun PSK" w:cs="TH Sarabun PSK"/>
-        </w:rPr>
-        <w:t>แรงกระแทกจากการชนหรือกระทบกับพื้นผิว</w:t>
-      </w:r>
-      <w:proofErr w:type="spellEnd"/>
-      <w:r>
-        <w:rPr>
-          <w:rFonts w:ascii="TH Sarabun PSK" w:eastAsia="TH Sarabun PSK" w:hAnsi="TH Sarabun PSK" w:cs="TH Sarabun PSK"/>
-        </w:rPr>
-        <w:t xml:space="preserve"> (</w:t>
-      </w:r>
-      <w:proofErr w:type="spellStart"/>
-      <w:r>
-        <w:rPr>
-          <w:rFonts w:ascii="TH Sarabun PSK" w:eastAsia="TH Sarabun PSK" w:hAnsi="TH Sarabun PSK" w:cs="TH Sarabun PSK"/>
-        </w:rPr>
-        <w:t>ค่าความเร่งพุ่งสูง</w:t>
-      </w:r>
-      <w:proofErr w:type="spellEnd"/>
-      <w:r>
-        <w:rPr>
-          <w:rFonts w:ascii="TH Sarabun PSK" w:eastAsia="TH Sarabun PSK" w:hAnsi="TH Sarabun PSK" w:cs="TH Sarabun PSK"/>
-        </w:rPr>
-        <w:t xml:space="preserve"> &gt; 3.5g)</w:t>
-      </w:r>
+        <w:spacing w:before="40" w:line="240" w:lineRule="auto"/>
+      </w:pPr>
+      <w:r>
+        <w:rPr>
+          <w:rFonts w:eastAsia="TH Sarabun PSK"/>
+          <w:b/>
+        </w:rPr>
+        <w:t>Kalman Filter</w:t>
+      </w:r>
+      <w:r>
+        <w:rPr>
+          <w:rFonts w:eastAsia="TH Sarabun PSK"/>
+          <w:b/>
+        </w:rPr>
+        <w:tab/>
+      </w:r>
+      <w:proofErr w:type="spellStart"/>
+      <w:r>
+        <w:rPr>
+          <w:rFonts w:eastAsia="TH Sarabun PSK"/>
+        </w:rPr>
+        <w:t>อัลกอริทึมการกรองสัญญาณเพื่อประมาณค่าทางสถิติและลดสัญญาณรบกวน</w:t>
+      </w:r>
+      <w:proofErr w:type="spellEnd"/>
     </w:p>
     <w:p>
       <w:pPr>
         <w:tabs>
           <w:tab w:val="left" w:pos="1418"/>
         </w:tabs>
-        <w:spacing w:before="40" w:after="40" w:line="240" w:lineRule="auto"/>
-      </w:pPr>
-      <w:r>
-        <w:rPr>
-          <w:rFonts w:ascii="TH Sarabun PSK" w:eastAsia="TH Sarabun PSK" w:hAnsi="TH Sarabun PSK" w:cs="TH Sarabun PSK"/>
-          <w:b/>
-        </w:rPr>
-        <w:t>Forward Pass</w:t>
-      </w:r>
-      <w:r>
-        <w:rPr>
-          <w:rFonts w:ascii="TH Sarabun PSK" w:eastAsia="TH Sarabun PSK" w:hAnsi="TH Sarabun PSK" w:cs="TH Sarabun PSK"/>
-          <w:b/>
-        </w:rPr>
-        <w:tab/>
-      </w:r>
-      <w:proofErr w:type="spellStart"/>
-      <w:r>
-        <w:rPr>
-          <w:rFonts w:ascii="TH Sarabun PSK" w:eastAsia="TH Sarabun PSK" w:hAnsi="TH Sarabun PSK" w:cs="TH Sarabun PSK"/>
-        </w:rPr>
-        <w:t>การคำนวณส่งต่อข้อมูลไปข้างหน้าในโครงข่ายประสาทเทียม</w:t>
-      </w:r>
-      <w:proofErr w:type="spellEnd"/>
+        <w:spacing w:before="40" w:line="240" w:lineRule="auto"/>
+      </w:pPr>
+      <w:r>
+        <w:rPr>
+          <w:rFonts w:eastAsia="TH Sarabun PSK"/>
+          <w:b/>
+        </w:rPr>
+        <w:t>REST API</w:t>
+      </w:r>
+      <w:r>
+        <w:rPr>
+          <w:rFonts w:eastAsia="TH Sarabun PSK"/>
+          <w:b/>
+        </w:rPr>
+        <w:tab/>
+      </w:r>
+      <w:r>
+        <w:rPr>
+          <w:rFonts w:eastAsia="TH Sarabun PSK"/>
+          <w:b/>
+        </w:rPr>
+        <w:tab/>
+      </w:r>
+      <w:r>
+        <w:rPr>
+          <w:rFonts w:eastAsia="TH Sarabun PSK"/>
+        </w:rPr>
+        <w:t>Representational State Transfer Application Programming Interface</w:t>
+      </w:r>
     </w:p>
     <w:p>
       <w:pPr>
         <w:tabs>
           <w:tab w:val="left" w:pos="1418"/>
         </w:tabs>
-        <w:spacing w:before="40" w:after="40" w:line="240" w:lineRule="auto"/>
-      </w:pPr>
-      <w:r>
-        <w:rPr>
-          <w:rFonts w:ascii="TH Sarabun PSK" w:eastAsia="TH Sarabun PSK" w:hAnsi="TH Sarabun PSK" w:cs="TH Sarabun PSK"/>
-          <w:b/>
-        </w:rPr>
-        <w:t>Kalman Filter</w:t>
-      </w:r>
-      <w:r>
-        <w:rPr>
-          <w:rFonts w:ascii="TH Sarabun PSK" w:eastAsia="TH Sarabun PSK" w:hAnsi="TH Sarabun PSK" w:cs="TH Sarabun PSK"/>
-          <w:b/>
-        </w:rPr>
-        <w:tab/>
-      </w:r>
-      <w:proofErr w:type="spellStart"/>
-      <w:r>
-        <w:rPr>
-          <w:rFonts w:ascii="TH Sarabun PSK" w:eastAsia="TH Sarabun PSK" w:hAnsi="TH Sarabun PSK" w:cs="TH Sarabun PSK"/>
-        </w:rPr>
-        <w:t>อัลกอริทึมการกรองสัญญาณเพื่อประมาณค่าทางสถิติและลดสัญญาณรบกวน</w:t>
-      </w:r>
-      <w:proofErr w:type="spellEnd"/>
+        <w:spacing w:before="40" w:line="240" w:lineRule="auto"/>
+      </w:pPr>
+      <w:r>
+        <w:rPr>
+          <w:rFonts w:eastAsia="TH Sarabun PSK"/>
+          <w:b/>
+        </w:rPr>
+        <w:t>JSON</w:t>
+      </w:r>
+      <w:r>
+        <w:rPr>
+          <w:rFonts w:eastAsia="TH Sarabun PSK"/>
+          <w:b/>
+        </w:rPr>
+        <w:tab/>
+      </w:r>
+      <w:r>
+        <w:rPr>
+          <w:rFonts w:eastAsia="TH Sarabun PSK"/>
+          <w:b/>
+        </w:rPr>
+        <w:tab/>
+      </w:r>
+      <w:r>
+        <w:rPr>
+          <w:rFonts w:eastAsia="TH Sarabun PSK"/>
+        </w:rPr>
+        <w:t>JavaScript Object Notation (</w:t>
+      </w:r>
+      <w:proofErr w:type="spellStart"/>
+      <w:r>
+        <w:rPr>
+          <w:rFonts w:eastAsia="TH Sarabun PSK"/>
+        </w:rPr>
+        <w:t>รูปแบบการแลกเปลี่ยนข้อมูลเชิงโครงสร้าง</w:t>
+      </w:r>
+      <w:proofErr w:type="spellEnd"/>
+      <w:r>
+        <w:rPr>
+          <w:rFonts w:eastAsia="TH Sarabun PSK"/>
+        </w:rPr>
+        <w:t>)</w:t>
+      </w:r>
     </w:p>
     <w:p>
       <w:pPr>
         <w:tabs>
           <w:tab w:val="left" w:pos="1418"/>
         </w:tabs>
-        <w:spacing w:before="40" w:after="40" w:line="240" w:lineRule="auto"/>
-      </w:pPr>
-      <w:r>
-        <w:rPr>
-          <w:rFonts w:ascii="TH Sarabun PSK" w:eastAsia="TH Sarabun PSK" w:hAnsi="TH Sarabun PSK" w:cs="TH Sarabun PSK"/>
-          <w:b/>
-        </w:rPr>
-        <w:t>Socket.IO</w:t>
-      </w:r>
-      <w:r>
-        <w:rPr>
-          <w:rFonts w:ascii="TH Sarabun PSK" w:eastAsia="TH Sarabun PSK" w:hAnsi="TH Sarabun PSK" w:cs="TH Sarabun PSK"/>
-          <w:b/>
-        </w:rPr>
-        <w:tab/>
-      </w:r>
-      <w:r>
-        <w:rPr>
-          <w:rFonts w:ascii="TH Sarabun PSK" w:eastAsia="TH Sarabun PSK" w:hAnsi="TH Sarabun PSK" w:cs="TH Sarabun PSK"/>
-          <w:b/>
-        </w:rPr>
-        <w:tab/>
-      </w:r>
-      <w:proofErr w:type="spellStart"/>
-      <w:r>
-        <w:rPr>
-          <w:rFonts w:ascii="TH Sarabun PSK" w:eastAsia="TH Sarabun PSK" w:hAnsi="TH Sarabun PSK" w:cs="TH Sarabun PSK"/>
-        </w:rPr>
-        <w:t>ไลบรารีสำหรับการรับส่งข้อมูลแบบสองทิศทางตามเวลาจริง</w:t>
-      </w:r>
-      <w:proofErr w:type="spellEnd"/>
-      <w:r>
-        <w:rPr>
-          <w:rFonts w:ascii="TH Sarabun PSK" w:eastAsia="TH Sarabun PSK" w:hAnsi="TH Sarabun PSK" w:cs="TH Sarabun PSK"/>
-        </w:rPr>
-        <w:t xml:space="preserve">(Real-time </w:t>
-      </w:r>
-      <w:r>
-        <w:rPr>
-          <w:rFonts w:ascii="TH Sarabun PSK" w:eastAsia="TH Sarabun PSK" w:hAnsi="TH Sarabun PSK" w:cs="TH Sarabun PSK"/>
-        </w:rPr>
-        <w:tab/>
-        <w:t>WebSocket)</w:t>
+        <w:spacing w:before="40" w:line="240" w:lineRule="auto"/>
+      </w:pPr>
+      <w:r>
+        <w:rPr>
+          <w:rFonts w:eastAsia="TH Sarabun PSK"/>
+          <w:b/>
+        </w:rPr>
+        <w:t>RDBMS</w:t>
+      </w:r>
+      <w:r>
+        <w:rPr>
+          <w:rFonts w:eastAsia="TH Sarabun PSK"/>
+          <w:b/>
+        </w:rPr>
+        <w:tab/>
+      </w:r>
+      <w:r>
+        <w:rPr>
+          <w:rFonts w:eastAsia="TH Sarabun PSK"/>
+          <w:b/>
+        </w:rPr>
+        <w:tab/>
+      </w:r>
+      <w:r>
+        <w:rPr>
+          <w:rFonts w:eastAsia="TH Sarabun PSK"/>
+        </w:rPr>
+        <w:t>Relational Database Management System (</w:t>
+      </w:r>
+      <w:proofErr w:type="spellStart"/>
+      <w:r>
+        <w:rPr>
+          <w:rFonts w:eastAsia="TH Sarabun PSK"/>
+        </w:rPr>
+        <w:t>เช่น</w:t>
+      </w:r>
+      <w:proofErr w:type="spellEnd"/>
+      <w:r>
+        <w:rPr>
+          <w:rFonts w:eastAsia="TH Sarabun PSK"/>
+        </w:rPr>
+        <w:t xml:space="preserve"> MariaDB / MySQL)</w:t>
       </w:r>
     </w:p>
     <w:p>
@@ -1030,34 +1024,36 @@
         <w:tabs>
           <w:tab w:val="left" w:pos="1418"/>
         </w:tabs>
-        <w:spacing w:before="40" w:after="40" w:line="240" w:lineRule="auto"/>
-      </w:pPr>
-      <w:r>
-        <w:rPr>
-          <w:rFonts w:ascii="TH Sarabun PSK" w:eastAsia="TH Sarabun PSK" w:hAnsi="TH Sarabun PSK" w:cs="TH Sarabun PSK"/>
-          <w:b/>
-        </w:rPr>
-        <w:t>REST API</w:t>
-      </w:r>
-      <w:r>
-        <w:rPr>
-          <w:rFonts w:ascii="TH Sarabun PSK" w:eastAsia="TH Sarabun PSK" w:hAnsi="TH Sarabun PSK" w:cs="TH Sarabun PSK"/>
-          <w:b/>
-        </w:rPr>
-        <w:tab/>
-      </w:r>
-      <w:r>
-        <w:rPr>
-          <w:rFonts w:ascii="TH Sarabun PSK" w:eastAsia="TH Sarabun PSK" w:hAnsi="TH Sarabun PSK" w:cs="TH Sarabun PSK"/>
-          <w:b/>
-        </w:rPr>
-        <w:tab/>
-      </w:r>
-      <w:r>
-        <w:rPr>
-          <w:rFonts w:ascii="TH Sarabun PSK" w:eastAsia="TH Sarabun PSK" w:hAnsi="TH Sarabun PSK" w:cs="TH Sarabun PSK"/>
-        </w:rPr>
-        <w:t>Representational State Transfer Application Programming Interface</w:t>
+        <w:spacing w:before="40" w:line="240" w:lineRule="auto"/>
+        <w:ind w:left="1418" w:hanging="1418"/>
+      </w:pPr>
+      <w:r>
+        <w:rPr>
+          <w:rFonts w:eastAsia="TH Sarabun PSK"/>
+          <w:b/>
+        </w:rPr>
+        <w:t>Telegram Bot</w:t>
+      </w:r>
+      <w:r>
+        <w:rPr>
+          <w:rFonts w:eastAsia="TH Sarabun PSK"/>
+          <w:b/>
+        </w:rPr>
+        <w:tab/>
+      </w:r>
+      <w:proofErr w:type="spellStart"/>
+      <w:r>
+        <w:rPr>
+          <w:rFonts w:eastAsia="TH Sarabun PSK"/>
+        </w:rPr>
+        <w:t>ระบบอินเทอร์เฟซโปรแกรมประยุกต์สำหรับการส่งข้อความอัตโนมัติของ</w:t>
+      </w:r>
+      <w:proofErr w:type="spellEnd"/>
+      <w:r>
+        <w:rPr>
+          <w:rFonts w:eastAsia="TH Sarabun PSK"/>
+        </w:rPr>
+        <w:t xml:space="preserve"> Telegram</w:t>
       </w:r>
     </w:p>
     <w:p>
@@ -1065,46 +1061,46 @@
         <w:tabs>
           <w:tab w:val="left" w:pos="1418"/>
         </w:tabs>
-        <w:spacing w:before="40" w:after="40" w:line="240" w:lineRule="auto"/>
-      </w:pPr>
-      <w:r>
-        <w:rPr>
-          <w:rFonts w:ascii="TH Sarabun PSK" w:eastAsia="TH Sarabun PSK" w:hAnsi="TH Sarabun PSK" w:cs="TH Sarabun PSK"/>
-          <w:b/>
-        </w:rPr>
-        <w:t>JSON</w:t>
-      </w:r>
-      <w:r>
-        <w:rPr>
-          <w:rFonts w:ascii="TH Sarabun PSK" w:eastAsia="TH Sarabun PSK" w:hAnsi="TH Sarabun PSK" w:cs="TH Sarabun PSK"/>
-          <w:b/>
-        </w:rPr>
-        <w:tab/>
-      </w:r>
-      <w:r>
-        <w:rPr>
-          <w:rFonts w:ascii="TH Sarabun PSK" w:eastAsia="TH Sarabun PSK" w:hAnsi="TH Sarabun PSK" w:cs="TH Sarabun PSK"/>
-          <w:b/>
-        </w:rPr>
-        <w:tab/>
-      </w:r>
-      <w:r>
-        <w:rPr>
-          <w:rFonts w:ascii="TH Sarabun PSK" w:eastAsia="TH Sarabun PSK" w:hAnsi="TH Sarabun PSK" w:cs="TH Sarabun PSK"/>
-        </w:rPr>
-        <w:t>JavaScript Object Notation (</w:t>
-      </w:r>
-      <w:proofErr w:type="spellStart"/>
-      <w:r>
-        <w:rPr>
-          <w:rFonts w:ascii="TH Sarabun PSK" w:eastAsia="TH Sarabun PSK" w:hAnsi="TH Sarabun PSK" w:cs="TH Sarabun PSK"/>
-        </w:rPr>
-        <w:t>รูปแบบการแลกเปลี่ยนข้อมูลเชิงโครงสร้าง</w:t>
-      </w:r>
-      <w:proofErr w:type="spellEnd"/>
-      <w:r>
-        <w:rPr>
-          <w:rFonts w:ascii="TH Sarabun PSK" w:eastAsia="TH Sarabun PSK" w:hAnsi="TH Sarabun PSK" w:cs="TH Sarabun PSK"/>
+        <w:spacing w:before="40" w:line="240" w:lineRule="auto"/>
+      </w:pPr>
+      <w:r>
+        <w:rPr>
+          <w:rFonts w:eastAsia="TH Sarabun PSK"/>
+          <w:b/>
+        </w:rPr>
+        <w:t>I2C</w:t>
+      </w:r>
+      <w:r>
+        <w:rPr>
+          <w:rFonts w:eastAsia="TH Sarabun PSK"/>
+          <w:b/>
+        </w:rPr>
+        <w:tab/>
+      </w:r>
+      <w:r>
+        <w:rPr>
+          <w:rFonts w:eastAsia="TH Sarabun PSK"/>
+          <w:b/>
+        </w:rPr>
+        <w:tab/>
+      </w:r>
+      <w:r>
+        <w:rPr>
+          <w:rFonts w:eastAsia="TH Sarabun PSK"/>
+        </w:rPr>
+        <w:t>Inter-Integrated Circuit (</w:t>
+      </w:r>
+      <w:proofErr w:type="spellStart"/>
+      <w:r>
+        <w:rPr>
+          <w:rFonts w:eastAsia="TH Sarabun PSK"/>
+        </w:rPr>
+        <w:t>โปรโตคอลการสื่อสารข้อมูลแบบอนุกรมสองสาย</w:t>
+      </w:r>
+      <w:proofErr w:type="spellEnd"/>
+      <w:r>
+        <w:rPr>
+          <w:rFonts w:eastAsia="TH Sarabun PSK"/>
         </w:rPr>
         <w:t>)</w:t>
       </w:r>
@@ -1114,433 +1110,30 @@
         <w:tabs>
           <w:tab w:val="left" w:pos="1418"/>
         </w:tabs>
-        <w:spacing w:before="40" w:after="40" w:line="240" w:lineRule="auto"/>
-      </w:pPr>
-      <w:r>
-        <w:rPr>
-          <w:rFonts w:ascii="TH Sarabun PSK" w:eastAsia="TH Sarabun PSK" w:hAnsi="TH Sarabun PSK" w:cs="TH Sarabun PSK"/>
-          <w:b/>
-        </w:rPr>
-        <w:t>NoSQL</w:t>
-      </w:r>
-      <w:r>
-        <w:rPr>
-          <w:rFonts w:ascii="TH Sarabun PSK" w:eastAsia="TH Sarabun PSK" w:hAnsi="TH Sarabun PSK" w:cs="TH Sarabun PSK"/>
-          <w:b/>
-        </w:rPr>
-        <w:tab/>
-      </w:r>
-      <w:r>
-        <w:rPr>
-          <w:rFonts w:ascii="TH Sarabun PSK" w:eastAsia="TH Sarabun PSK" w:hAnsi="TH Sarabun PSK" w:cs="TH Sarabun PSK"/>
-          <w:b/>
-        </w:rPr>
-        <w:tab/>
-      </w:r>
-      <w:proofErr w:type="spellStart"/>
-      <w:r>
-        <w:rPr>
-          <w:rFonts w:ascii="TH Sarabun PSK" w:eastAsia="TH Sarabun PSK" w:hAnsi="TH Sarabun PSK" w:cs="TH Sarabun PSK"/>
-        </w:rPr>
-        <w:t>ระบบจัดการฐานข้อมูลแบบไม่มีโครงสร้างเชิงสัมพันธ์</w:t>
-      </w:r>
-      <w:proofErr w:type="spellEnd"/>
-      <w:r>
-        <w:rPr>
-          <w:rFonts w:ascii="TH Sarabun PSK" w:eastAsia="TH Sarabun PSK" w:hAnsi="TH Sarabun PSK" w:cs="TH Sarabun PSK"/>
-        </w:rPr>
-        <w:t xml:space="preserve"> (</w:t>
-      </w:r>
-      <w:proofErr w:type="spellStart"/>
-      <w:r>
-        <w:rPr>
-          <w:rFonts w:ascii="TH Sarabun PSK" w:eastAsia="TH Sarabun PSK" w:hAnsi="TH Sarabun PSK" w:cs="TH Sarabun PSK"/>
-        </w:rPr>
-        <w:t>เช่น</w:t>
-      </w:r>
-      <w:proofErr w:type="spellEnd"/>
-      <w:r>
-        <w:rPr>
-          <w:rFonts w:ascii="TH Sarabun PSK" w:eastAsia="TH Sarabun PSK" w:hAnsi="TH Sarabun PSK" w:cs="TH Sarabun PSK"/>
-        </w:rPr>
-        <w:t xml:space="preserve"> MongoDB)</w:t>
-      </w:r>
-    </w:p>
-    <w:p>
-      <w:pPr>
-        <w:tabs>
-          <w:tab w:val="left" w:pos="1418"/>
-        </w:tabs>
-        <w:spacing w:before="40" w:after="40" w:line="240" w:lineRule="auto"/>
-      </w:pPr>
-      <w:r>
-        <w:rPr>
-          <w:rFonts w:ascii="TH Sarabun PSK" w:eastAsia="TH Sarabun PSK" w:hAnsi="TH Sarabun PSK" w:cs="TH Sarabun PSK"/>
-          <w:b/>
-        </w:rPr>
-        <w:t>RDBMS</w:t>
-      </w:r>
-      <w:r>
-        <w:rPr>
-          <w:rFonts w:ascii="TH Sarabun PSK" w:eastAsia="TH Sarabun PSK" w:hAnsi="TH Sarabun PSK" w:cs="TH Sarabun PSK"/>
-          <w:b/>
-        </w:rPr>
-        <w:tab/>
-      </w:r>
-      <w:r>
-        <w:rPr>
-          <w:rFonts w:ascii="TH Sarabun PSK" w:eastAsia="TH Sarabun PSK" w:hAnsi="TH Sarabun PSK" w:cs="TH Sarabun PSK"/>
-          <w:b/>
-        </w:rPr>
-        <w:tab/>
-      </w:r>
-      <w:r>
-        <w:rPr>
-          <w:rFonts w:ascii="TH Sarabun PSK" w:eastAsia="TH Sarabun PSK" w:hAnsi="TH Sarabun PSK" w:cs="TH Sarabun PSK"/>
-        </w:rPr>
-        <w:t>Relational Database Management System (</w:t>
-      </w:r>
-      <w:proofErr w:type="spellStart"/>
-      <w:r>
-        <w:rPr>
-          <w:rFonts w:ascii="TH Sarabun PSK" w:eastAsia="TH Sarabun PSK" w:hAnsi="TH Sarabun PSK" w:cs="TH Sarabun PSK"/>
-        </w:rPr>
-        <w:t>เช่น</w:t>
-      </w:r>
-      <w:proofErr w:type="spellEnd"/>
-      <w:r>
-        <w:rPr>
-          <w:rFonts w:ascii="TH Sarabun PSK" w:eastAsia="TH Sarabun PSK" w:hAnsi="TH Sarabun PSK" w:cs="TH Sarabun PSK"/>
-        </w:rPr>
-        <w:t xml:space="preserve"> MariaDB / MySQL)</w:t>
-      </w:r>
-    </w:p>
-    <w:p>
-      <w:pPr>
-        <w:tabs>
-          <w:tab w:val="left" w:pos="1418"/>
-        </w:tabs>
-        <w:spacing w:before="40" w:after="40" w:line="240" w:lineRule="auto"/>
-      </w:pPr>
-      <w:r>
-        <w:rPr>
-          <w:rFonts w:ascii="TH Sarabun PSK" w:eastAsia="TH Sarabun PSK" w:hAnsi="TH Sarabun PSK" w:cs="TH Sarabun PSK"/>
-          <w:b/>
-        </w:rPr>
-        <w:t>Gemini AI</w:t>
-      </w:r>
-      <w:r>
-        <w:rPr>
-          <w:rFonts w:ascii="TH Sarabun PSK" w:eastAsia="TH Sarabun PSK" w:hAnsi="TH Sarabun PSK" w:cs="TH Sarabun PSK"/>
-          <w:b/>
-        </w:rPr>
-        <w:tab/>
-      </w:r>
-      <w:proofErr w:type="spellStart"/>
-      <w:r>
-        <w:rPr>
-          <w:rFonts w:ascii="TH Sarabun PSK" w:eastAsia="TH Sarabun PSK" w:hAnsi="TH Sarabun PSK" w:cs="TH Sarabun PSK"/>
-        </w:rPr>
-        <w:t>แบบจำลองภาษาขนาดใหญ่</w:t>
-      </w:r>
-      <w:proofErr w:type="spellEnd"/>
-      <w:r>
-        <w:rPr>
-          <w:rFonts w:ascii="TH Sarabun PSK" w:eastAsia="TH Sarabun PSK" w:hAnsi="TH Sarabun PSK" w:cs="TH Sarabun PSK"/>
-        </w:rPr>
-        <w:t xml:space="preserve"> (LLM) </w:t>
-      </w:r>
-      <w:proofErr w:type="spellStart"/>
-      <w:r>
-        <w:rPr>
-          <w:rFonts w:ascii="TH Sarabun PSK" w:eastAsia="TH Sarabun PSK" w:hAnsi="TH Sarabun PSK" w:cs="TH Sarabun PSK"/>
-        </w:rPr>
-        <w:t>ของ</w:t>
-      </w:r>
-      <w:proofErr w:type="spellEnd"/>
-      <w:r>
-        <w:rPr>
-          <w:rFonts w:ascii="TH Sarabun PSK" w:eastAsia="TH Sarabun PSK" w:hAnsi="TH Sarabun PSK" w:cs="TH Sarabun PSK"/>
-        </w:rPr>
-        <w:t xml:space="preserve"> Google </w:t>
-      </w:r>
-      <w:proofErr w:type="spellStart"/>
-      <w:r>
-        <w:rPr>
-          <w:rFonts w:ascii="TH Sarabun PSK" w:eastAsia="TH Sarabun PSK" w:hAnsi="TH Sarabun PSK" w:cs="TH Sarabun PSK"/>
-        </w:rPr>
-        <w:t>สำหรับการวิเคราะห์เชิงลึก</w:t>
-      </w:r>
-      <w:proofErr w:type="spellEnd"/>
-    </w:p>
-    <w:p>
-      <w:pPr>
-        <w:tabs>
-          <w:tab w:val="left" w:pos="1418"/>
-        </w:tabs>
-        <w:spacing w:before="40" w:after="40" w:line="240" w:lineRule="auto"/>
-        <w:ind w:left="1418" w:hanging="1418"/>
-      </w:pPr>
-      <w:r>
-        <w:rPr>
-          <w:rFonts w:ascii="TH Sarabun PSK" w:eastAsia="TH Sarabun PSK" w:hAnsi="TH Sarabun PSK" w:cs="TH Sarabun PSK"/>
-          <w:b/>
-        </w:rPr>
-        <w:lastRenderedPageBreak/>
-        <w:t>Telegram Bot</w:t>
-      </w:r>
-      <w:r>
-        <w:rPr>
-          <w:rFonts w:ascii="TH Sarabun PSK" w:eastAsia="TH Sarabun PSK" w:hAnsi="TH Sarabun PSK" w:cs="TH Sarabun PSK"/>
-          <w:b/>
-        </w:rPr>
-        <w:tab/>
-      </w:r>
-      <w:proofErr w:type="spellStart"/>
-      <w:r>
-        <w:rPr>
-          <w:rFonts w:ascii="TH Sarabun PSK" w:eastAsia="TH Sarabun PSK" w:hAnsi="TH Sarabun PSK" w:cs="TH Sarabun PSK"/>
-        </w:rPr>
-        <w:t>ระบบอินเทอร์เฟซโปรแกรมประยุกต์สำหรับการส่งข้อความอัตโนมัติของ</w:t>
-      </w:r>
-      <w:proofErr w:type="spellEnd"/>
-      <w:r>
-        <w:rPr>
-          <w:rFonts w:ascii="TH Sarabun PSK" w:eastAsia="TH Sarabun PSK" w:hAnsi="TH Sarabun PSK" w:cs="TH Sarabun PSK"/>
-        </w:rPr>
-        <w:t xml:space="preserve"> Telegram</w:t>
-      </w:r>
-    </w:p>
-    <w:p>
-      <w:pPr>
-        <w:tabs>
-          <w:tab w:val="left" w:pos="1418"/>
-        </w:tabs>
-        <w:spacing w:before="40" w:after="40" w:line="240" w:lineRule="auto"/>
-      </w:pPr>
-      <w:r>
-        <w:rPr>
-          <w:rFonts w:ascii="TH Sarabun PSK" w:eastAsia="TH Sarabun PSK" w:hAnsi="TH Sarabun PSK" w:cs="TH Sarabun PSK"/>
-          <w:b/>
-        </w:rPr>
-        <w:t>BLE</w:t>
-      </w:r>
-      <w:r>
-        <w:rPr>
-          <w:rFonts w:ascii="TH Sarabun PSK" w:eastAsia="TH Sarabun PSK" w:hAnsi="TH Sarabun PSK" w:cs="TH Sarabun PSK"/>
-          <w:b/>
-        </w:rPr>
-        <w:tab/>
-      </w:r>
-      <w:r>
-        <w:rPr>
-          <w:rFonts w:ascii="TH Sarabun PSK" w:eastAsia="TH Sarabun PSK" w:hAnsi="TH Sarabun PSK" w:cs="TH Sarabun PSK"/>
-          <w:b/>
-        </w:rPr>
-        <w:tab/>
-      </w:r>
-      <w:r>
-        <w:rPr>
-          <w:rFonts w:ascii="TH Sarabun PSK" w:eastAsia="TH Sarabun PSK" w:hAnsi="TH Sarabun PSK" w:cs="TH Sarabun PSK"/>
-        </w:rPr>
-        <w:t>Bluetooth Low Energy (</w:t>
-      </w:r>
-      <w:proofErr w:type="spellStart"/>
-      <w:r>
-        <w:rPr>
-          <w:rFonts w:ascii="TH Sarabun PSK" w:eastAsia="TH Sarabun PSK" w:hAnsi="TH Sarabun PSK" w:cs="TH Sarabun PSK"/>
-        </w:rPr>
-        <w:t>บลูทูธพลังงานต่ำ</w:t>
-      </w:r>
-      <w:proofErr w:type="spellEnd"/>
-      <w:r>
-        <w:rPr>
-          <w:rFonts w:ascii="TH Sarabun PSK" w:eastAsia="TH Sarabun PSK" w:hAnsi="TH Sarabun PSK" w:cs="TH Sarabun PSK"/>
-        </w:rPr>
-        <w:t>)</w:t>
-      </w:r>
-    </w:p>
-    <w:p>
-      <w:pPr>
-        <w:tabs>
-          <w:tab w:val="left" w:pos="1418"/>
-        </w:tabs>
-        <w:spacing w:before="40" w:after="40" w:line="240" w:lineRule="auto"/>
-      </w:pPr>
-      <w:r>
-        <w:rPr>
-          <w:rFonts w:ascii="TH Sarabun PSK" w:eastAsia="TH Sarabun PSK" w:hAnsi="TH Sarabun PSK" w:cs="TH Sarabun PSK"/>
-          <w:b/>
-        </w:rPr>
-        <w:t>I2C</w:t>
-      </w:r>
-      <w:r>
-        <w:rPr>
-          <w:rFonts w:ascii="TH Sarabun PSK" w:eastAsia="TH Sarabun PSK" w:hAnsi="TH Sarabun PSK" w:cs="TH Sarabun PSK"/>
-          <w:b/>
-        </w:rPr>
-        <w:tab/>
-      </w:r>
-      <w:r>
-        <w:rPr>
-          <w:rFonts w:ascii="TH Sarabun PSK" w:eastAsia="TH Sarabun PSK" w:hAnsi="TH Sarabun PSK" w:cs="TH Sarabun PSK"/>
-          <w:b/>
-        </w:rPr>
-        <w:tab/>
-      </w:r>
-      <w:r>
-        <w:rPr>
-          <w:rFonts w:ascii="TH Sarabun PSK" w:eastAsia="TH Sarabun PSK" w:hAnsi="TH Sarabun PSK" w:cs="TH Sarabun PSK"/>
-        </w:rPr>
-        <w:t>Inter-Integrated Circuit (</w:t>
-      </w:r>
-      <w:proofErr w:type="spellStart"/>
-      <w:r>
-        <w:rPr>
-          <w:rFonts w:ascii="TH Sarabun PSK" w:eastAsia="TH Sarabun PSK" w:hAnsi="TH Sarabun PSK" w:cs="TH Sarabun PSK"/>
-        </w:rPr>
-        <w:t>โปรโตคอลการสื่อสารข้อมูลแบบอนุกรมสองสาย</w:t>
-      </w:r>
-      <w:proofErr w:type="spellEnd"/>
-      <w:r>
-        <w:rPr>
-          <w:rFonts w:ascii="TH Sarabun PSK" w:eastAsia="TH Sarabun PSK" w:hAnsi="TH Sarabun PSK" w:cs="TH Sarabun PSK"/>
-        </w:rPr>
-        <w:t>)</w:t>
-      </w:r>
-    </w:p>
-    <w:p>
-      <w:pPr>
-        <w:tabs>
-          <w:tab w:val="left" w:pos="1418"/>
-        </w:tabs>
-        <w:spacing w:before="40" w:after="40" w:line="240" w:lineRule="auto"/>
-        <w:rPr>
-          <w:rFonts w:ascii="TH Sarabun PSK" w:eastAsia="TH Sarabun PSK" w:hAnsi="TH Sarabun PSK" w:cs="TH Sarabun PSK"/>
-        </w:rPr>
-      </w:pPr>
-      <w:r>
-        <w:rPr>
-          <w:rFonts w:ascii="TH Sarabun PSK" w:eastAsia="TH Sarabun PSK" w:hAnsi="TH Sarabun PSK" w:cs="TH Sarabun PSK"/>
+        <w:spacing w:before="40" w:line="240" w:lineRule="auto"/>
+      </w:pPr>
+      <w:r>
+        <w:rPr>
+          <w:rFonts w:eastAsia="TH Sarabun PSK"/>
           <w:b/>
         </w:rPr>
         <w:t>UART</w:t>
       </w:r>
       <w:r>
         <w:rPr>
-          <w:rFonts w:ascii="TH Sarabun PSK" w:eastAsia="TH Sarabun PSK" w:hAnsi="TH Sarabun PSK" w:cs="TH Sarabun PSK"/>
-          <w:b/>
-        </w:rPr>
-        <w:tab/>
-      </w:r>
-      <w:proofErr w:type="spellStart"/>
-      <w:r>
-        <w:rPr>
-          <w:rFonts w:ascii="TH Sarabun PSK" w:eastAsia="TH Sarabun PSK" w:hAnsi="TH Sarabun PSK" w:cs="TH Sarabun PSK"/>
-        </w:rPr>
-        <w:t>UniversalAsynchronousReceiverTransmitter</w:t>
-      </w:r>
-      <w:proofErr w:type="spellEnd"/>
-      <w:r>
-        <w:rPr>
-          <w:rFonts w:ascii="TH Sarabun PSK" w:eastAsia="TH Sarabun PSK" w:hAnsi="TH Sarabun PSK" w:cs="TH Sarabun PSK"/>
-        </w:rPr>
-        <w:t>(</w:t>
-      </w:r>
-      <w:proofErr w:type="spellStart"/>
-      <w:r>
-        <w:rPr>
-          <w:rFonts w:ascii="TH Sarabun PSK" w:eastAsia="TH Sarabun PSK" w:hAnsi="TH Sarabun PSK" w:cs="TH Sarabun PSK"/>
-        </w:rPr>
-        <w:t>การสื่อสารอนุกรม</w:t>
-      </w:r>
-      <w:proofErr w:type="spellEnd"/>
-    </w:p>
-    <w:p>
-      <w:pPr>
-        <w:tabs>
-          <w:tab w:val="left" w:pos="1418"/>
-        </w:tabs>
-        <w:spacing w:before="40" w:after="40" w:line="240" w:lineRule="auto"/>
-      </w:pPr>
-      <w:r>
-        <w:rPr>
-          <w:rFonts w:ascii="TH Sarabun PSK" w:eastAsia="TH Sarabun PSK" w:hAnsi="TH Sarabun PSK" w:cs="TH Sarabun PSK"/>
-        </w:rPr>
-        <w:tab/>
-      </w:r>
-      <w:proofErr w:type="spellStart"/>
-      <w:r>
-        <w:rPr>
-          <w:rFonts w:ascii="TH Sarabun PSK" w:eastAsia="TH Sarabun PSK" w:hAnsi="TH Sarabun PSK" w:cs="TH Sarabun PSK"/>
-        </w:rPr>
-        <w:t>แบบอะซิงโครนัส</w:t>
-      </w:r>
-      <w:proofErr w:type="spellEnd"/>
-      <w:r>
-        <w:rPr>
-          <w:rFonts w:ascii="TH Sarabun PSK" w:eastAsia="TH Sarabun PSK" w:hAnsi="TH Sarabun PSK" w:cs="TH Sarabun PSK"/>
-        </w:rPr>
-        <w:t>)</w:t>
-      </w:r>
-    </w:p>
-    <w:p>
-      <w:pPr>
-        <w:tabs>
-          <w:tab w:val="left" w:pos="1418"/>
-          <w:tab w:val="left" w:pos="3402"/>
-        </w:tabs>
-        <w:spacing w:after="0" w:line="240" w:lineRule="auto"/>
-      </w:pPr>
-    </w:p>
-    <w:p>
-      <w:pPr>
-        <w:tabs>
-          <w:tab w:val="left" w:pos="1134"/>
-          <w:tab w:val="left" w:pos="3402"/>
-        </w:tabs>
-        <w:spacing w:after="0" w:line="240" w:lineRule="auto"/>
-        <w:jc w:val="center"/>
-      </w:pPr>
-    </w:p>
-    <w:p>
-      <w:pPr>
-        <w:tabs>
-          <w:tab w:val="left" w:pos="1134"/>
-          <w:tab w:val="left" w:pos="3402"/>
-        </w:tabs>
-        <w:spacing w:after="0" w:line="240" w:lineRule="auto"/>
-        <w:jc w:val="center"/>
-      </w:pPr>
-    </w:p>
-    <w:p>
-      <w:pPr>
-        <w:tabs>
-          <w:tab w:val="left" w:pos="1134"/>
-          <w:tab w:val="left" w:pos="3402"/>
-        </w:tabs>
-        <w:spacing w:after="0" w:line="240" w:lineRule="auto"/>
-        <w:jc w:val="center"/>
-      </w:pPr>
-    </w:p>
-    <w:p>
-      <w:pPr>
-        <w:tabs>
-          <w:tab w:val="left" w:pos="1134"/>
-          <w:tab w:val="left" w:pos="3402"/>
-        </w:tabs>
-        <w:spacing w:after="0" w:line="240" w:lineRule="auto"/>
-        <w:jc w:val="center"/>
-      </w:pPr>
-    </w:p>
-    <w:p>
-      <w:pPr>
-        <w:spacing w:after="0" w:line="240" w:lineRule="auto"/>
-        <w:rPr>
-          <w:b/>
+          <w:rFonts w:eastAsia="TH Sarabun PSK"/>
+          <w:b/>
+        </w:rPr>
+        <w:tab/>
+      </w:r>
+      <w:r>
+        <w:rPr>
+          <w:rFonts w:eastAsia="TH Sarabun PSK"/>
           <w:bCs/>
         </w:rPr>
-      </w:pPr>
+        <w:tab/>
+        <w:t>Universal Asynchronous Receiver Transmitter</w:t>
+      </w:r>
     </w:p>
     <w:sectPr>
       <w:headerReference w:type="even" r:id="rId9"/>
@@ -1551,7 +1144,7 @@
       <w:footerReference w:type="first" r:id="rId14"/>
       <w:pgSz w:w="11906" w:h="16838" w:code="9"/>
       <w:pgMar w:top="2160" w:right="1440" w:bottom="1440" w:left="2160" w:header="1440" w:footer="709" w:gutter="0"/>
-      <w:pgNumType w:fmt="thaiLetters" w:start="11"/>
+      <w:pgNumType w:fmt="thaiLetters" w:start="13"/>
       <w:cols w:space="708"/>
       <w:titlePg/>
       <w:docGrid w:linePitch="435"/>
@@ -1652,11 +1245,69 @@
 
 <file path=word/header2.xml><?xml version="1.0" encoding="utf-8"?>
 <w:hdr xmlns:wpc="http://schemas.microsoft.com/office/word/2010/wordprocessingCanvas" xmlns:cx="http://schemas.microsoft.com/office/drawing/2014/chartex" xmlns:cx1="http://schemas.microsoft.com/office/drawing/2015/9/8/chartex" xmlns:cx2="http://schemas.microsoft.com/office/drawing/2015/10/21/chartex" xmlns:cx3="http://schemas.microsoft.com/office/drawing/2016/5/9/chartex" xmlns:cx4="http://schemas.microsoft.com/office/drawing/2016/5/10/chartex" xmlns:cx5="http://schemas.microsoft.com/office/drawing/2016/5/11/chartex" xmlns:cx6="http://schemas.microsoft.com/office/drawing/2016/5/12/chartex" xmlns:cx7="http://schemas.microsoft.com/office/drawing/2016/5/13/chartex" xmlns:cx8="http://schemas.microsoft.com/office/drawing/2016/5/14/chartex" xmlns:mc="http://schemas.openxmlformats.org/markup-compatibility/2006" xmlns:aink="http://schemas.microsoft.com/office/drawing/2016/ink" xmlns:am3d="http://schemas.microsoft.com/office/drawing/2017/model3d" xmlns:o="urn:schemas-microsoft-com:office:office" xmlns:oel="http://schemas.microsoft.com/office/2019/extlst" xmlns:r="http://schemas.openxmlformats.org/officeDocument/2006/relationships" xmlns:m="http://schemas.openxmlformats.org/officeDocument/2006/math" xmlns:v="urn:schemas-microsoft-com:vml" xmlns:wp14="http://schemas.microsoft.com/office/word/2010/wordprocessingDrawing" xmlns:wp="http://schemas.openxmlformats.org/drawingml/2006/wordprocessingDrawing" xmlns:w10="urn:schemas-microsoft-com:office:word" xmlns:w="http://schemas.openxmlformats.org/wordprocessingml/2006/main" xmlns:w14="http://schemas.microsoft.com/office/word/2010/wordml" xmlns:w15="http://schemas.microsoft.com/office/word/2012/wordml" xmlns:w16cex="http://schemas.microsoft.com/office/word/2018/wordml/cex" xmlns:w16cid="http://schemas.microsoft.com/office/word/2016/wordml/cid" xmlns:w16="http://schemas.microsoft.com/office/word/2018/wordml" xmlns:w16du="http://schemas.microsoft.com/office/word/2023/wordml/word16du" xmlns:w16sdtdh="http://schemas.microsoft.com/office/word/2020/wordml/sdtdatahash" xmlns:w16sdtfl="http://schemas.microsoft.com/office/word/2024/wordml/sdtformatlock" xmlns:w16se="http://schemas.microsoft.com/office/word/2015/wordml/symex" xmlns:wpg="http://schemas.microsoft.com/office/word/2010/wordprocessingGroup" xmlns:wpi="http://schemas.microsoft.com/office/word/2010/wordprocessingInk" xmlns:wne="http://schemas.microsoft.com/office/word/2006/wordml" xmlns:wps="http://schemas.microsoft.com/office/word/2010/wordprocessingShape" mc:Ignorable="w14 w15 w16se w16cid w16 w16cex w16sdtdh w16sdtfl w16du wp14">
-  <w:p>
-    <w:pPr>
-      <w:pStyle w:val="a4"/>
-    </w:pPr>
-  </w:p>
+  <w:sdt>
+    <w:sdtPr>
+      <w:id w:val="-1459950570"/>
+      <w:docPartObj>
+        <w:docPartGallery w:val="Page Numbers (Top of Page)"/>
+        <w:docPartUnique/>
+      </w:docPartObj>
+    </w:sdtPr>
+    <w:sdtEndPr>
+      <w:rPr>
+        <w:rFonts w:cs="TH SarabunPSK"/>
+        <w:szCs w:val="32"/>
+      </w:rPr>
+    </w:sdtEndPr>
+    <w:sdtContent>
+      <w:p>
+        <w:pPr>
+          <w:pStyle w:val="a4"/>
+          <w:jc w:val="right"/>
+          <w:rPr>
+            <w:rFonts w:cs="TH SarabunPSK"/>
+            <w:szCs w:val="32"/>
+          </w:rPr>
+        </w:pPr>
+        <w:r>
+          <w:rPr>
+            <w:rFonts w:cs="TH SarabunPSK"/>
+            <w:szCs w:val="32"/>
+          </w:rPr>
+          <w:fldChar w:fldCharType="begin"/>
+        </w:r>
+        <w:r>
+          <w:rPr>
+            <w:rFonts w:cs="TH SarabunPSK"/>
+            <w:szCs w:val="32"/>
+          </w:rPr>
+          <w:instrText>PAGE   \* MERGEFORMAT</w:instrText>
+        </w:r>
+        <w:r>
+          <w:rPr>
+            <w:rFonts w:cs="TH SarabunPSK"/>
+            <w:szCs w:val="32"/>
+          </w:rPr>
+          <w:fldChar w:fldCharType="separate"/>
+        </w:r>
+        <w:r>
+          <w:rPr>
+            <w:rFonts w:cs="TH SarabunPSK"/>
+            <w:szCs w:val="32"/>
+            <w:lang w:val="th-TH"/>
+          </w:rPr>
+          <w:t>2</w:t>
+        </w:r>
+        <w:r>
+          <w:rPr>
+            <w:rFonts w:cs="TH SarabunPSK"/>
+            <w:szCs w:val="32"/>
+          </w:rPr>
+          <w:fldChar w:fldCharType="end"/>
+        </w:r>
+      </w:p>
+    </w:sdtContent>
+  </w:sdt>
 </w:hdr>
 </file>
 
@@ -1664,7 +1315,7 @@
 <w:hdr xmlns:wpc="http://schemas.microsoft.com/office/word/2010/wordprocessingCanvas" xmlns:cx="http://schemas.microsoft.com/office/drawing/2014/chartex" xmlns:cx1="http://schemas.microsoft.com/office/drawing/2015/9/8/chartex" xmlns:cx2="http://schemas.microsoft.com/office/drawing/2015/10/21/chartex" xmlns:cx3="http://schemas.microsoft.com/office/drawing/2016/5/9/chartex" xmlns:cx4="http://schemas.microsoft.com/office/drawing/2016/5/10/chartex" xmlns:cx5="http://schemas.microsoft.com/office/drawing/2016/5/11/chartex" xmlns:cx6="http://schemas.microsoft.com/office/drawing/2016/5/12/chartex" xmlns:cx7="http://schemas.microsoft.com/office/drawing/2016/5/13/chartex" xmlns:cx8="http://schemas.microsoft.com/office/drawing/2016/5/14/chartex" xmlns:mc="http://schemas.openxmlformats.org/markup-compatibility/2006" xmlns:aink="http://schemas.microsoft.com/office/drawing/2016/ink" xmlns:am3d="http://schemas.microsoft.com/office/drawing/2017/model3d" xmlns:o="urn:schemas-microsoft-com:office:office" xmlns:oel="http://schemas.microsoft.com/office/2019/extlst" xmlns:r="http://schemas.openxmlformats.org/officeDocument/2006/relationships" xmlns:m="http://schemas.openxmlformats.org/officeDocument/2006/math" xmlns:v="urn:schemas-microsoft-com:vml" xmlns:wp14="http://schemas.microsoft.com/office/word/2010/wordprocessingDrawing" xmlns:wp="http://schemas.openxmlformats.org/drawingml/2006/wordprocessingDrawing" xmlns:w10="urn:schemas-microsoft-com:office:word" xmlns:w="http://schemas.openxmlformats.org/wordprocessingml/2006/main" xmlns:w14="http://schemas.microsoft.com/office/word/2010/wordml" xmlns:w15="http://schemas.microsoft.com/office/word/2012/wordml" xmlns:w16cex="http://schemas.microsoft.com/office/word/2018/wordml/cex" xmlns:w16cid="http://schemas.microsoft.com/office/word/2016/wordml/cid" xmlns:w16="http://schemas.microsoft.com/office/word/2018/wordml" xmlns:w16du="http://schemas.microsoft.com/office/word/2023/wordml/word16du" xmlns:w16sdtdh="http://schemas.microsoft.com/office/word/2020/wordml/sdtdatahash" xmlns:w16sdtfl="http://schemas.microsoft.com/office/word/2024/wordml/sdtformatlock" xmlns:w16se="http://schemas.microsoft.com/office/word/2015/wordml/symex" xmlns:wpg="http://schemas.microsoft.com/office/word/2010/wordprocessingGroup" xmlns:wpi="http://schemas.microsoft.com/office/word/2010/wordprocessingInk" xmlns:wne="http://schemas.microsoft.com/office/word/2006/wordml" xmlns:wps="http://schemas.microsoft.com/office/word/2010/wordprocessingShape" mc:Ignorable="w14 w15 w16se w16cid w16 w16cex w16sdtdh w16sdtfl w16du wp14">
   <w:sdt>
     <w:sdtPr>
-      <w:id w:val="-1459950570"/>
+      <w:id w:val="11277503"/>
       <w:docPartObj>
         <w:docPartGallery w:val="Page Numbers (Top of Page)"/>
         <w:docPartUnique/>
@@ -2532,6 +2183,26 @@
 </file>
 
 <file path=customXml/item1.xml><?xml version="1.0" encoding="utf-8"?>
+<?mso-contentType ?>
+<FormTemplates xmlns="http://schemas.microsoft.com/sharepoint/v3/contenttype/forms">
+  <Display>DocumentLibraryForm</Display>
+  <Edit>DocumentLibraryForm</Edit>
+  <New>DocumentLibraryForm</New>
+</FormTemplates>
+</file>
+
+<file path=customXml/item2.xml><?xml version="1.0" encoding="utf-8"?>
+<p:properties xmlns:p="http://schemas.microsoft.com/office/2006/metadata/properties" xmlns:xsi="http://www.w3.org/2001/XMLSchema-instance" xmlns:pc="http://schemas.microsoft.com/office/infopath/2007/PartnerControls">
+  <documentManagement>
+    <lcf76f155ced4ddcb4097134ff3c332f xmlns="413aea6a-afdb-4d88-b833-b2462709287e">
+      <Terms xmlns="http://schemas.microsoft.com/office/infopath/2007/PartnerControls"/>
+    </lcf76f155ced4ddcb4097134ff3c332f>
+    <TaxCatchAll xmlns="eb0c45c8-85b6-4e00-a5af-15633ec3585f" xsi:nil="true"/>
+  </documentManagement>
+</p:properties>
+</file>
+
+<file path=customXml/item3.xml><?xml version="1.0" encoding="utf-8"?>
 <ct:contentTypeSchema xmlns:ct="http://schemas.microsoft.com/office/2006/metadata/contentType" xmlns:ma="http://schemas.microsoft.com/office/2006/metadata/properties/metaAttributes" ct:_="" ma:_="" ma:contentTypeName="Document" ma:contentTypeID="0x010100DAC155C35F05244586AE9DD67D12075F" ma:contentTypeVersion="13" ma:contentTypeDescription="Create a new document." ma:contentTypeScope="" ma:versionID="fb2dae68cae51973f7aabb200b93039d">
   <xsd:schema xmlns:xsd="http://www.w3.org/2001/XMLSchema" xmlns:xs="http://www.w3.org/2001/XMLSchema" xmlns:p="http://schemas.microsoft.com/office/2006/metadata/properties" xmlns:ns2="413aea6a-afdb-4d88-b833-b2462709287e" xmlns:ns3="eb0c45c8-85b6-4e00-a5af-15633ec3585f" targetNamespace="http://schemas.microsoft.com/office/2006/metadata/properties" ma:root="true" ma:fieldsID="c0354065b21958d9996dabbe2bf9af5a" ns2:_="" ns3:_="">
     <xsd:import namespace="413aea6a-afdb-4d88-b833-b2462709287e"/>
@@ -2754,27 +2425,26 @@
 </ct:contentTypeSchema>
 </file>
 
-<file path=customXml/item2.xml><?xml version="1.0" encoding="utf-8"?>
-<p:properties xmlns:p="http://schemas.microsoft.com/office/2006/metadata/properties" xmlns:xsi="http://www.w3.org/2001/XMLSchema-instance" xmlns:pc="http://schemas.microsoft.com/office/infopath/2007/PartnerControls">
-  <documentManagement>
-    <lcf76f155ced4ddcb4097134ff3c332f xmlns="413aea6a-afdb-4d88-b833-b2462709287e">
-      <Terms xmlns="http://schemas.microsoft.com/office/infopath/2007/PartnerControls"/>
-    </lcf76f155ced4ddcb4097134ff3c332f>
-    <TaxCatchAll xmlns="eb0c45c8-85b6-4e00-a5af-15633ec3585f" xsi:nil="true"/>
-  </documentManagement>
-</p:properties>
+<file path=customXml/itemProps1.xml><?xml version="1.0" encoding="utf-8"?>
+<ds:datastoreItem xmlns:ds="http://schemas.openxmlformats.org/officeDocument/2006/customXml" ds:itemID="{24865BEA-7E3D-4960-A4DC-91F9A51C04BB}">
+  <ds:schemaRefs>
+    <ds:schemaRef ds:uri="http://schemas.microsoft.com/sharepoint/v3/contenttype/forms"/>
+  </ds:schemaRefs>
+</ds:datastoreItem>
 </file>
 
-<file path=customXml/item3.xml><?xml version="1.0" encoding="utf-8"?>
-<?mso-contentType ?>
-<FormTemplates xmlns="http://schemas.microsoft.com/sharepoint/v3/contenttype/forms">
-  <Display>DocumentLibraryForm</Display>
-  <Edit>DocumentLibraryForm</Edit>
-  <New>DocumentLibraryForm</New>
-</FormTemplates>
+<file path=customXml/itemProps2.xml><?xml version="1.0" encoding="utf-8"?>
+<ds:datastoreItem xmlns:ds="http://schemas.openxmlformats.org/officeDocument/2006/customXml" ds:itemID="{B9518D38-A15B-4FD3-A9BF-F8122409CBE2}">
+  <ds:schemaRefs>
+    <ds:schemaRef ds:uri="http://schemas.microsoft.com/office/2006/metadata/properties"/>
+    <ds:schemaRef ds:uri="http://schemas.microsoft.com/office/infopath/2007/PartnerControls"/>
+    <ds:schemaRef ds:uri="413aea6a-afdb-4d88-b833-b2462709287e"/>
+    <ds:schemaRef ds:uri="eb0c45c8-85b6-4e00-a5af-15633ec3585f"/>
+  </ds:schemaRefs>
+</ds:datastoreItem>
 </file>
 
-<file path=customXml/itemProps1.xml><?xml version="1.0" encoding="utf-8"?>
+<file path=customXml/itemProps3.xml><?xml version="1.0" encoding="utf-8"?>
 <ds:datastoreItem xmlns:ds="http://schemas.openxmlformats.org/officeDocument/2006/customXml" ds:itemID="{4DD9DC3F-235A-40D1-B46E-88F3AC43F983}">
   <ds:schemaRefs>
     <ds:schemaRef ds:uri="http://schemas.microsoft.com/office/2006/metadata/contentType"/>
@@ -2791,23 +2461,4 @@
     <ds:schemaRef ds:uri="http://schemas.microsoft.com/internal/obd"/>
   </ds:schemaRefs>
 </ds:datastoreItem>
-</file>
-
-<file path=customXml/itemProps2.xml><?xml version="1.0" encoding="utf-8"?>
-<ds:datastoreItem xmlns:ds="http://schemas.openxmlformats.org/officeDocument/2006/customXml" ds:itemID="{B9518D38-A15B-4FD3-A9BF-F8122409CBE2}">
-  <ds:schemaRefs>
-    <ds:schemaRef ds:uri="http://schemas.microsoft.com/office/2006/metadata/properties"/>
-    <ds:schemaRef ds:uri="http://schemas.microsoft.com/office/infopath/2007/PartnerControls"/>
-    <ds:schemaRef ds:uri="413aea6a-afdb-4d88-b833-b2462709287e"/>
-    <ds:schemaRef ds:uri="eb0c45c8-85b6-4e00-a5af-15633ec3585f"/>
-  </ds:schemaRefs>
-</ds:datastoreItem>
-</file>
-
-<file path=customXml/itemProps3.xml><?xml version="1.0" encoding="utf-8"?>
-<ds:datastoreItem xmlns:ds="http://schemas.openxmlformats.org/officeDocument/2006/customXml" ds:itemID="{24865BEA-7E3D-4960-A4DC-91F9A51C04BB}">
-  <ds:schemaRefs>
-    <ds:schemaRef ds:uri="http://schemas.microsoft.com/sharepoint/v3/contenttype/forms"/>
-  </ds:schemaRefs>
-</ds:datastoreItem>
 </file>